--- a/Projet fil Rouge/Cahier des charges Fil Rouge.docx
+++ b/Projet fil Rouge/Cahier des charges Fil Rouge.docx
@@ -755,10 +755,422 @@
     </w:p>
     <w:p>
       <w:pPr>
-        <w:rPr>
-          <w:rFonts w:ascii="Arial" w:hAnsi="Arial" w:cs="Arial"/>
-          <w:sz w:val="24"/>
-          <w:szCs w:val="24"/>
+        <w:ind w:firstLine="708"/>
+        <w:rPr>
+          <w:rFonts w:ascii="Arial" w:hAnsi="Arial" w:cs="Arial"/>
+          <w:b/>
+          <w:bCs/>
+          <w:sz w:val="28"/>
+          <w:szCs w:val="28"/>
+        </w:rPr>
+      </w:pPr>
+      <w:r>
+        <w:rPr>
+          <w:rFonts w:ascii="Arial" w:hAnsi="Arial" w:cs="Arial"/>
+          <w:b/>
+          <w:bCs/>
+          <w:sz w:val="28"/>
+          <w:szCs w:val="28"/>
+        </w:rPr>
+        <w:lastRenderedPageBreak/>
+        <w:t>L’objectif du projet :</w:t>
+      </w:r>
+    </w:p>
+    <w:p>
+      <w:pPr>
+        <w:spacing w:before="180" w:after="0" w:line="240" w:lineRule="auto"/>
+        <w:rPr>
+          <w:rFonts w:ascii="Roboto" w:eastAsia="Times New Roman" w:hAnsi="Roboto" w:cs="Times New Roman"/>
+          <w:color w:val="111111"/>
+          <w:sz w:val="24"/>
+          <w:szCs w:val="24"/>
+          <w:lang w:eastAsia="fr-FR"/>
+        </w:rPr>
+      </w:pPr>
+      <w:r>
+        <w:rPr>
+          <w:rFonts w:ascii="Roboto" w:eastAsia="Times New Roman" w:hAnsi="Roboto" w:cs="Times New Roman"/>
+          <w:color w:val="111111"/>
+          <w:sz w:val="24"/>
+          <w:szCs w:val="24"/>
+          <w:lang w:eastAsia="fr-FR"/>
+        </w:rPr>
+        <w:t>Objectifs quantitatifs :</w:t>
+      </w:r>
+    </w:p>
+    <w:p>
+      <w:pPr>
+        <w:numPr>
+          <w:ilvl w:val="0"/>
+          <w:numId w:val="16"/>
+        </w:numPr>
+        <w:spacing w:before="100" w:beforeAutospacing="1" w:after="100" w:afterAutospacing="1" w:line="240" w:lineRule="auto"/>
+        <w:rPr>
+          <w:rFonts w:ascii="Roboto" w:eastAsia="Times New Roman" w:hAnsi="Roboto" w:cs="Times New Roman"/>
+          <w:color w:val="111111"/>
+          <w:sz w:val="24"/>
+          <w:szCs w:val="24"/>
+          <w:lang w:eastAsia="fr-FR"/>
+        </w:rPr>
+      </w:pPr>
+      <w:r>
+        <w:rPr>
+          <w:rFonts w:ascii="Roboto" w:eastAsia="Times New Roman" w:hAnsi="Roboto" w:cs="Times New Roman"/>
+          <w:color w:val="111111"/>
+          <w:sz w:val="24"/>
+          <w:szCs w:val="24"/>
+          <w:lang w:eastAsia="fr-FR"/>
+        </w:rPr>
+        <w:t>Téléchargements de l'Application : Fixez un objectif pour le nombre de téléchargements que vous espérez atteindre dans une période donnée, en tenant compte de la taille de votre communauté actuelle sur les réseaux sociaux.</w:t>
+      </w:r>
+    </w:p>
+    <w:p>
+      <w:pPr>
+        <w:numPr>
+          <w:ilvl w:val="0"/>
+          <w:numId w:val="16"/>
+        </w:numPr>
+        <w:spacing w:before="100" w:beforeAutospacing="1" w:after="100" w:afterAutospacing="1" w:line="240" w:lineRule="auto"/>
+        <w:rPr>
+          <w:rFonts w:ascii="Roboto" w:eastAsia="Times New Roman" w:hAnsi="Roboto" w:cs="Times New Roman"/>
+          <w:color w:val="111111"/>
+          <w:sz w:val="24"/>
+          <w:szCs w:val="24"/>
+          <w:lang w:eastAsia="fr-FR"/>
+        </w:rPr>
+      </w:pPr>
+      <w:r>
+        <w:rPr>
+          <w:rFonts w:ascii="Roboto" w:eastAsia="Times New Roman" w:hAnsi="Roboto" w:cs="Times New Roman"/>
+          <w:color w:val="111111"/>
+          <w:sz w:val="24"/>
+          <w:szCs w:val="24"/>
+          <w:lang w:eastAsia="fr-FR"/>
+        </w:rPr>
+        <w:t>Utilisateurs Actifs Mensuels : Visez un nombre spécifique d'utilisateurs actifs mensuels pour mesurer l'engagement avec votre application.</w:t>
+      </w:r>
+    </w:p>
+    <w:p>
+      <w:pPr>
+        <w:numPr>
+          <w:ilvl w:val="0"/>
+          <w:numId w:val="16"/>
+        </w:numPr>
+        <w:spacing w:before="100" w:beforeAutospacing="1" w:after="100" w:afterAutospacing="1" w:line="240" w:lineRule="auto"/>
+        <w:rPr>
+          <w:rFonts w:ascii="Roboto" w:eastAsia="Times New Roman" w:hAnsi="Roboto" w:cs="Times New Roman"/>
+          <w:color w:val="111111"/>
+          <w:sz w:val="24"/>
+          <w:szCs w:val="24"/>
+          <w:lang w:eastAsia="fr-FR"/>
+        </w:rPr>
+      </w:pPr>
+      <w:r>
+        <w:rPr>
+          <w:rFonts w:ascii="Roboto" w:eastAsia="Times New Roman" w:hAnsi="Roboto" w:cs="Times New Roman"/>
+          <w:color w:val="111111"/>
+          <w:sz w:val="24"/>
+          <w:szCs w:val="24"/>
+          <w:lang w:eastAsia="fr-FR"/>
+        </w:rPr>
+        <w:t>Inscription et Profils Utilisateurs : Encouragez les utilisateurs à créer des profils dans l'application pour établir une base d'utilisateurs engagés et faciliter la communication.</w:t>
+      </w:r>
+    </w:p>
+    <w:p>
+      <w:pPr>
+        <w:numPr>
+          <w:ilvl w:val="0"/>
+          <w:numId w:val="16"/>
+        </w:numPr>
+        <w:spacing w:before="100" w:beforeAutospacing="1" w:after="100" w:afterAutospacing="1" w:line="240" w:lineRule="auto"/>
+        <w:rPr>
+          <w:rFonts w:ascii="Roboto" w:eastAsia="Times New Roman" w:hAnsi="Roboto" w:cs="Times New Roman"/>
+          <w:color w:val="111111"/>
+          <w:sz w:val="24"/>
+          <w:szCs w:val="24"/>
+          <w:lang w:eastAsia="fr-FR"/>
+        </w:rPr>
+      </w:pPr>
+      <w:r>
+        <w:rPr>
+          <w:rFonts w:ascii="Roboto" w:eastAsia="Times New Roman" w:hAnsi="Roboto" w:cs="Times New Roman"/>
+          <w:color w:val="111111"/>
+          <w:sz w:val="24"/>
+          <w:szCs w:val="24"/>
+          <w:lang w:eastAsia="fr-FR"/>
+        </w:rPr>
+        <w:t>Participation aux Événements : Si votre association organise des événements liés au rallye, suivez le nombre de participants qui s'inscrivent à travers l'application.</w:t>
+      </w:r>
+    </w:p>
+    <w:p>
+      <w:pPr>
+        <w:numPr>
+          <w:ilvl w:val="0"/>
+          <w:numId w:val="16"/>
+        </w:numPr>
+        <w:spacing w:before="100" w:beforeAutospacing="1" w:after="100" w:afterAutospacing="1" w:line="240" w:lineRule="auto"/>
+        <w:rPr>
+          <w:rFonts w:ascii="Roboto" w:eastAsia="Times New Roman" w:hAnsi="Roboto" w:cs="Times New Roman"/>
+          <w:color w:val="111111"/>
+          <w:sz w:val="24"/>
+          <w:szCs w:val="24"/>
+          <w:lang w:eastAsia="fr-FR"/>
+        </w:rPr>
+      </w:pPr>
+      <w:r>
+        <w:rPr>
+          <w:rFonts w:ascii="Roboto" w:eastAsia="Times New Roman" w:hAnsi="Roboto" w:cs="Times New Roman"/>
+          <w:color w:val="111111"/>
+          <w:sz w:val="24"/>
+          <w:szCs w:val="24"/>
+          <w:lang w:eastAsia="fr-FR"/>
+        </w:rPr>
+        <w:t>Interaction avec le Contenu : Mesurez le nombre de likes, commentaires, et partages pour évaluer l'interaction avec le contenu publié dans l'application.</w:t>
+      </w:r>
+    </w:p>
+    <w:p>
+      <w:pPr>
+        <w:spacing w:before="180" w:after="0" w:line="240" w:lineRule="auto"/>
+        <w:rPr>
+          <w:rFonts w:ascii="Roboto" w:eastAsia="Times New Roman" w:hAnsi="Roboto" w:cs="Times New Roman"/>
+          <w:color w:val="111111"/>
+          <w:sz w:val="24"/>
+          <w:szCs w:val="24"/>
+          <w:lang w:eastAsia="fr-FR"/>
+        </w:rPr>
+      </w:pPr>
+      <w:r>
+        <w:rPr>
+          <w:rFonts w:ascii="Roboto" w:eastAsia="Times New Roman" w:hAnsi="Roboto" w:cs="Times New Roman"/>
+          <w:color w:val="111111"/>
+          <w:sz w:val="24"/>
+          <w:szCs w:val="24"/>
+          <w:lang w:eastAsia="fr-FR"/>
+        </w:rPr>
+        <w:t>Objectifs qualitatifs :</w:t>
+      </w:r>
+    </w:p>
+    <w:p>
+      <w:pPr>
+        <w:numPr>
+          <w:ilvl w:val="0"/>
+          <w:numId w:val="17"/>
+        </w:numPr>
+        <w:spacing w:before="100" w:beforeAutospacing="1" w:after="100" w:afterAutospacing="1" w:line="240" w:lineRule="auto"/>
+        <w:rPr>
+          <w:rFonts w:ascii="Roboto" w:eastAsia="Times New Roman" w:hAnsi="Roboto" w:cs="Times New Roman"/>
+          <w:color w:val="111111"/>
+          <w:sz w:val="24"/>
+          <w:szCs w:val="24"/>
+          <w:lang w:eastAsia="fr-FR"/>
+        </w:rPr>
+      </w:pPr>
+      <w:r>
+        <w:rPr>
+          <w:rFonts w:ascii="Roboto" w:eastAsia="Times New Roman" w:hAnsi="Roboto" w:cs="Times New Roman"/>
+          <w:color w:val="111111"/>
+          <w:sz w:val="24"/>
+          <w:szCs w:val="24"/>
+          <w:lang w:eastAsia="fr-FR"/>
+        </w:rPr>
+        <w:t>Communication Améliorée : Utilisez l'application pour améliorer la communication avec les membres de l'association en fournissant des mises à jour régulières, des notifications d'événements, etc.</w:t>
+      </w:r>
+    </w:p>
+    <w:p>
+      <w:pPr>
+        <w:numPr>
+          <w:ilvl w:val="0"/>
+          <w:numId w:val="17"/>
+        </w:numPr>
+        <w:spacing w:before="100" w:beforeAutospacing="1" w:after="100" w:afterAutospacing="1" w:line="240" w:lineRule="auto"/>
+        <w:rPr>
+          <w:rFonts w:ascii="Roboto" w:eastAsia="Times New Roman" w:hAnsi="Roboto" w:cs="Times New Roman"/>
+          <w:color w:val="111111"/>
+          <w:sz w:val="24"/>
+          <w:szCs w:val="24"/>
+          <w:lang w:eastAsia="fr-FR"/>
+        </w:rPr>
+      </w:pPr>
+      <w:r>
+        <w:rPr>
+          <w:rFonts w:ascii="Roboto" w:eastAsia="Times New Roman" w:hAnsi="Roboto" w:cs="Times New Roman"/>
+          <w:color w:val="111111"/>
+          <w:sz w:val="24"/>
+          <w:szCs w:val="24"/>
+          <w:lang w:eastAsia="fr-FR"/>
+        </w:rPr>
+        <w:t>Nouveaux Adhérents : Utilisez l'application pour attirer de nouveaux membres et faciliter leur intégration dans l'association.</w:t>
+      </w:r>
+    </w:p>
+    <w:p>
+      <w:pPr>
+        <w:numPr>
+          <w:ilvl w:val="0"/>
+          <w:numId w:val="17"/>
+        </w:numPr>
+        <w:spacing w:before="100" w:beforeAutospacing="1" w:after="100" w:afterAutospacing="1" w:line="240" w:lineRule="auto"/>
+        <w:rPr>
+          <w:rFonts w:ascii="Roboto" w:eastAsia="Times New Roman" w:hAnsi="Roboto" w:cs="Times New Roman"/>
+          <w:color w:val="111111"/>
+          <w:sz w:val="24"/>
+          <w:szCs w:val="24"/>
+          <w:lang w:eastAsia="fr-FR"/>
+        </w:rPr>
+      </w:pPr>
+      <w:r>
+        <w:rPr>
+          <w:rFonts w:ascii="Roboto" w:eastAsia="Times New Roman" w:hAnsi="Roboto" w:cs="Times New Roman"/>
+          <w:color w:val="111111"/>
+          <w:sz w:val="24"/>
+          <w:szCs w:val="24"/>
+          <w:lang w:eastAsia="fr-FR"/>
+        </w:rPr>
+        <w:t>Feedback Utilisateur : Encouragez les utilisateurs à fournir des commentaires sur l'application pour identifier des opportunités d'amélioration continue.</w:t>
+      </w:r>
+    </w:p>
+    <w:p>
+      <w:pPr>
+        <w:numPr>
+          <w:ilvl w:val="0"/>
+          <w:numId w:val="17"/>
+        </w:numPr>
+        <w:spacing w:before="100" w:beforeAutospacing="1" w:after="100" w:afterAutospacing="1" w:line="240" w:lineRule="auto"/>
+        <w:rPr>
+          <w:rFonts w:ascii="Roboto" w:eastAsia="Times New Roman" w:hAnsi="Roboto" w:cs="Times New Roman"/>
+          <w:color w:val="111111"/>
+          <w:sz w:val="24"/>
+          <w:szCs w:val="24"/>
+          <w:lang w:eastAsia="fr-FR"/>
+        </w:rPr>
+      </w:pPr>
+      <w:r>
+        <w:rPr>
+          <w:rFonts w:ascii="Roboto" w:eastAsia="Times New Roman" w:hAnsi="Roboto" w:cs="Times New Roman"/>
+          <w:color w:val="111111"/>
+          <w:sz w:val="24"/>
+          <w:szCs w:val="24"/>
+          <w:lang w:eastAsia="fr-FR"/>
+        </w:rPr>
+        <w:t>Fidélisation des Utilisateurs : Créez des fonctionnalités dans l'application qui encouragent la fidélisation des utilisateurs, tels que des récompenses pour la participation régulière.</w:t>
+      </w:r>
+    </w:p>
+    <w:p>
+      <w:pPr>
+        <w:numPr>
+          <w:ilvl w:val="0"/>
+          <w:numId w:val="17"/>
+        </w:numPr>
+        <w:spacing w:before="100" w:beforeAutospacing="1" w:after="100" w:afterAutospacing="1" w:line="240" w:lineRule="auto"/>
+        <w:rPr>
+          <w:rFonts w:ascii="Roboto" w:eastAsia="Times New Roman" w:hAnsi="Roboto" w:cs="Times New Roman"/>
+          <w:color w:val="111111"/>
+          <w:sz w:val="24"/>
+          <w:szCs w:val="24"/>
+          <w:lang w:eastAsia="fr-FR"/>
+        </w:rPr>
+      </w:pPr>
+      <w:r>
+        <w:rPr>
+          <w:rFonts w:ascii="Roboto" w:eastAsia="Times New Roman" w:hAnsi="Roboto" w:cs="Times New Roman"/>
+          <w:color w:val="111111"/>
+          <w:sz w:val="24"/>
+          <w:szCs w:val="24"/>
+          <w:lang w:eastAsia="fr-FR"/>
+        </w:rPr>
+        <w:t>Visibilité de l'Association : Utilisez l'application pour augmenter la visibilité de votre association, en particulier auprès de ceux qui ne sont pas encore familiarisés avec elle.</w:t>
+      </w:r>
+    </w:p>
+    <w:p>
+      <w:pPr>
+        <w:rPr>
+          <w:rFonts w:ascii="Arial" w:hAnsi="Arial" w:cs="Arial"/>
+          <w:b/>
+          <w:bCs/>
+          <w:sz w:val="28"/>
+          <w:szCs w:val="28"/>
+        </w:rPr>
+      </w:pPr>
+    </w:p>
+    <w:p>
+      <w:pPr>
+        <w:ind w:firstLine="408"/>
+        <w:rPr>
+          <w:rFonts w:ascii="Arial" w:hAnsi="Arial" w:cs="Arial"/>
+          <w:b/>
+          <w:bCs/>
+          <w:sz w:val="28"/>
+          <w:szCs w:val="28"/>
+        </w:rPr>
+      </w:pPr>
+    </w:p>
+    <w:p>
+      <w:pPr>
+        <w:ind w:firstLine="408"/>
+        <w:rPr>
+          <w:rFonts w:ascii="Arial" w:hAnsi="Arial" w:cs="Arial"/>
+          <w:b/>
+          <w:bCs/>
+          <w:sz w:val="28"/>
+          <w:szCs w:val="28"/>
+        </w:rPr>
+      </w:pPr>
+    </w:p>
+    <w:p>
+      <w:pPr>
+        <w:ind w:firstLine="408"/>
+        <w:rPr>
+          <w:rFonts w:ascii="Arial" w:hAnsi="Arial" w:cs="Arial"/>
+          <w:b/>
+          <w:bCs/>
+          <w:sz w:val="28"/>
+          <w:szCs w:val="28"/>
+        </w:rPr>
+      </w:pPr>
+    </w:p>
+    <w:p>
+      <w:pPr>
+        <w:ind w:firstLine="408"/>
+        <w:rPr>
+          <w:rFonts w:ascii="Arial" w:hAnsi="Arial" w:cs="Arial"/>
+          <w:b/>
+          <w:bCs/>
+          <w:sz w:val="28"/>
+          <w:szCs w:val="28"/>
+        </w:rPr>
+      </w:pPr>
+    </w:p>
+    <w:p>
+      <w:pPr>
+        <w:ind w:firstLine="408"/>
+        <w:rPr>
+          <w:rFonts w:ascii="Arial" w:hAnsi="Arial" w:cs="Arial"/>
+          <w:b/>
+          <w:bCs/>
+          <w:sz w:val="28"/>
+          <w:szCs w:val="28"/>
+        </w:rPr>
+      </w:pPr>
+    </w:p>
+    <w:p>
+      <w:pPr>
+        <w:ind w:firstLine="408"/>
+        <w:rPr>
+          <w:rFonts w:ascii="Arial" w:hAnsi="Arial" w:cs="Arial"/>
+          <w:b/>
+          <w:bCs/>
+          <w:sz w:val="28"/>
+          <w:szCs w:val="28"/>
+        </w:rPr>
+      </w:pPr>
+    </w:p>
+    <w:p>
+      <w:pPr>
+        <w:rPr>
+          <w:rFonts w:ascii="Arial" w:hAnsi="Arial" w:cs="Arial"/>
+          <w:b/>
+          <w:bCs/>
+          <w:sz w:val="28"/>
+          <w:szCs w:val="28"/>
         </w:rPr>
       </w:pPr>
     </w:p>
@@ -1494,25 +1906,6 @@
     </w:p>
     <w:p>
       <w:pPr>
-        <w:rPr>
-          <w:rFonts w:ascii="Arial" w:hAnsi="Arial" w:cs="Arial"/>
-          <w:sz w:val="24"/>
-          <w:szCs w:val="24"/>
-        </w:rPr>
-      </w:pPr>
-    </w:p>
-    <w:p>
-      <w:pPr>
-        <w:rPr>
-          <w:rFonts w:ascii="Arial" w:hAnsi="Arial" w:cs="Arial"/>
-          <w:sz w:val="24"/>
-          <w:szCs w:val="24"/>
-        </w:rPr>
-      </w:pPr>
-    </w:p>
-    <w:p>
-      <w:pPr>
-        <w:ind w:firstLine="708"/>
         <w:rPr>
           <w:rFonts w:ascii="Arial" w:hAnsi="Arial" w:cs="Arial"/>
           <w:b/>
@@ -3751,31 +4144,7 @@
               <w:rPr>
                 <w:lang w:eastAsia="fr-FR"/>
               </w:rPr>
-              <w:t xml:space="preserve">depuis son plus jeune âge </w:t>
-            </w:r>
-            <w:r>
-              <w:rPr>
-                <w:lang w:eastAsia="fr-FR"/>
-              </w:rPr>
-              <w:t xml:space="preserve">et plus particulièrement des </w:t>
-            </w:r>
-            <w:r>
-              <w:rPr>
-                <w:lang w:eastAsia="fr-FR"/>
-              </w:rPr>
-              <w:t xml:space="preserve">voitures de </w:t>
-            </w:r>
-            <w:r>
-              <w:rPr>
-                <w:lang w:eastAsia="fr-FR"/>
-              </w:rPr>
-              <w:t>rallye</w:t>
-            </w:r>
-            <w:r>
-              <w:rPr>
-                <w:lang w:eastAsia="fr-FR"/>
-              </w:rPr>
-              <w:t xml:space="preserve"> moderne</w:t>
+              <w:t>depuis son plus jeune âge</w:t>
             </w:r>
             <w:r>
               <w:rPr>
@@ -3860,6 +4229,58 @@
           <w:szCs w:val="24"/>
         </w:rPr>
       </w:pPr>
+      <w:r>
+        <w:rPr>
+          <w:rFonts w:ascii="Arial" w:hAnsi="Arial" w:cs="Arial"/>
+          <w:sz w:val="24"/>
+          <w:szCs w:val="24"/>
+        </w:rPr>
+        <w:lastRenderedPageBreak/>
+        <w:drawing>
+          <wp:inline distT="0" distB="0" distL="0" distR="0" wp14:anchorId="4DA3F2EB" wp14:editId="25AAFC09">
+            <wp:extent cx="5776461" cy="4275190"/>
+            <wp:effectExtent l="0" t="0" r="0" b="0"/>
+            <wp:docPr id="877370774" name="Image 1"/>
+            <wp:cNvGraphicFramePr>
+              <a:graphicFrameLocks xmlns:a="http://schemas.openxmlformats.org/drawingml/2006/main" noChangeAspect="1"/>
+            </wp:cNvGraphicFramePr>
+            <a:graphic xmlns:a="http://schemas.openxmlformats.org/drawingml/2006/main">
+              <a:graphicData uri="http://schemas.openxmlformats.org/drawingml/2006/picture">
+                <pic:pic xmlns:pic="http://schemas.openxmlformats.org/drawingml/2006/picture">
+                  <pic:nvPicPr>
+                    <pic:cNvPr id="877370774" name=""/>
+                    <pic:cNvPicPr/>
+                  </pic:nvPicPr>
+                  <pic:blipFill>
+                    <a:blip r:embed="rId8"/>
+                    <a:stretch>
+                      <a:fillRect/>
+                    </a:stretch>
+                  </pic:blipFill>
+                  <pic:spPr>
+                    <a:xfrm>
+                      <a:off x="0" y="0"/>
+                      <a:ext cx="5776461" cy="4275190"/>
+                    </a:xfrm>
+                    <a:prstGeom prst="rect">
+                      <a:avLst/>
+                    </a:prstGeom>
+                  </pic:spPr>
+                </pic:pic>
+              </a:graphicData>
+            </a:graphic>
+          </wp:inline>
+        </w:drawing>
+      </w:r>
+    </w:p>
+    <w:p>
+      <w:pPr>
+        <w:rPr>
+          <w:rFonts w:ascii="Arial" w:hAnsi="Arial" w:cs="Arial"/>
+          <w:sz w:val="24"/>
+          <w:szCs w:val="24"/>
+        </w:rPr>
+      </w:pPr>
     </w:p>
     <w:p>
       <w:pPr>
@@ -3875,6 +4296,49 @@
           <w:docGrid w:linePitch="360"/>
         </w:sectPr>
       </w:pPr>
+      <w:r>
+        <w:rPr>
+          <w:rFonts w:ascii="Arial" w:hAnsi="Arial" w:cs="Arial"/>
+          <w:sz w:val="24"/>
+          <w:szCs w:val="24"/>
+        </w:rPr>
+        <w:lastRenderedPageBreak/>
+        <w:drawing>
+          <wp:inline distT="0" distB="0" distL="0" distR="0" wp14:anchorId="0825F5E0" wp14:editId="33563884">
+            <wp:extent cx="8649450" cy="4816257"/>
+            <wp:effectExtent l="0" t="0" r="0" b="3810"/>
+            <wp:docPr id="994723313" name="Image 1"/>
+            <wp:cNvGraphicFramePr>
+              <a:graphicFrameLocks xmlns:a="http://schemas.openxmlformats.org/drawingml/2006/main" noChangeAspect="1"/>
+            </wp:cNvGraphicFramePr>
+            <a:graphic xmlns:a="http://schemas.openxmlformats.org/drawingml/2006/main">
+              <a:graphicData uri="http://schemas.openxmlformats.org/drawingml/2006/picture">
+                <pic:pic xmlns:pic="http://schemas.openxmlformats.org/drawingml/2006/picture">
+                  <pic:nvPicPr>
+                    <pic:cNvPr id="994723313" name=""/>
+                    <pic:cNvPicPr/>
+                  </pic:nvPicPr>
+                  <pic:blipFill>
+                    <a:blip r:embed="rId9"/>
+                    <a:stretch>
+                      <a:fillRect/>
+                    </a:stretch>
+                  </pic:blipFill>
+                  <pic:spPr>
+                    <a:xfrm>
+                      <a:off x="0" y="0"/>
+                      <a:ext cx="8649450" cy="4816257"/>
+                    </a:xfrm>
+                    <a:prstGeom prst="rect">
+                      <a:avLst/>
+                    </a:prstGeom>
+                  </pic:spPr>
+                </pic:pic>
+              </a:graphicData>
+            </a:graphic>
+          </wp:inline>
+        </w:drawing>
+      </w:r>
     </w:p>
     <w:p>
       <w:pPr>
@@ -5266,8 +5730,6 @@
       <w:pPr>
         <w:rPr>
           <w:rFonts w:ascii="Arial" w:hAnsi="Arial" w:cs="Arial"/>
-          <w:sz w:val="24"/>
-          <w:szCs w:val="24"/>
         </w:rPr>
       </w:pPr>
       <w:r>
@@ -5277,6 +5739,12 @@
           <w:szCs w:val="24"/>
         </w:rPr>
         <w:t xml:space="preserve">Les Mots-clés : </w:t>
+      </w:r>
+      <w:r>
+        <w:rPr>
+          <w:rFonts w:ascii="Arial" w:hAnsi="Arial" w:cs="Arial"/>
+        </w:rPr>
+        <w:t xml:space="preserve">Rallye, Association, Don, Sponsors, Course, Voiture, Equipage, Boutique… </w:t>
       </w:r>
     </w:p>
     <w:p>
@@ -5404,7 +5872,6 @@
         <w:t>Titre </w:t>
       </w:r>
       <w:proofErr w:type="spellStart"/>
-      <w:proofErr w:type="gramStart"/>
       <w:r>
         <w:rPr>
           <w:rFonts w:ascii="Arial" w:hAnsi="Arial" w:cs="Arial"/>
@@ -5420,16 +5887,7 @@
           <w:sz w:val="24"/>
           <w:szCs w:val="24"/>
         </w:rPr>
-        <w:t>:</w:t>
-      </w:r>
-      <w:proofErr w:type="gramEnd"/>
-      <w:r>
-        <w:rPr>
-          <w:rFonts w:ascii="Arial" w:hAnsi="Arial" w:cs="Arial"/>
-          <w:sz w:val="24"/>
-          <w:szCs w:val="24"/>
-        </w:rPr>
-        <w:t xml:space="preserve"> </w:t>
+        <w:t xml:space="preserve">: </w:t>
       </w:r>
       <w:proofErr w:type="spellStart"/>
       <w:r>
@@ -5729,7 +6187,7 @@
                     </pic:cNvPicPr>
                   </pic:nvPicPr>
                   <pic:blipFill>
-                    <a:blip r:embed="rId8">
+                    <a:blip r:embed="rId10">
                       <a:extLst>
                         <a:ext uri="{28A0092B-C50C-407E-A947-70E740481C1C}">
                           <a14:useLocalDpi xmlns:a14="http://schemas.microsoft.com/office/drawing/2010/main" val="0"/>
@@ -5793,7 +6251,7 @@
                     </pic:cNvPicPr>
                   </pic:nvPicPr>
                   <pic:blipFill>
-                    <a:blip r:embed="rId9">
+                    <a:blip r:embed="rId11">
                       <a:extLst>
                         <a:ext uri="{28A0092B-C50C-407E-A947-70E740481C1C}">
                           <a14:useLocalDpi xmlns:a14="http://schemas.microsoft.com/office/drawing/2010/main" val="0"/>
@@ -5906,7 +6364,7 @@
                     <pic:cNvPicPr/>
                   </pic:nvPicPr>
                   <pic:blipFill rotWithShape="1">
-                    <a:blip r:embed="rId10"/>
+                    <a:blip r:embed="rId12"/>
                     <a:srcRect l="50671" t="13172" r="1831" b="45903"/>
                     <a:stretch/>
                   </pic:blipFill>
@@ -6183,126 +6641,87 @@
           <w:szCs w:val="24"/>
         </w:rPr>
       </w:pPr>
-      <w:r>
-        <w:rPr>
-          <w:rFonts w:ascii="Arial" w:hAnsi="Arial" w:cs="Arial"/>
-          <w:sz w:val="24"/>
-          <w:szCs w:val="24"/>
-        </w:rPr>
-        <w:t>Les besoins du projet :</w:t>
-      </w:r>
-    </w:p>
-    <w:p>
-      <w:pPr>
-        <w:rPr>
-          <w:rFonts w:ascii="Arial" w:hAnsi="Arial" w:cs="Arial"/>
-          <w:sz w:val="24"/>
-          <w:szCs w:val="24"/>
-        </w:rPr>
-      </w:pPr>
-      <w:r>
-        <w:rPr>
-          <w:rFonts w:ascii="Arial" w:hAnsi="Arial" w:cs="Arial"/>
-          <w:sz w:val="24"/>
-          <w:szCs w:val="24"/>
-        </w:rPr>
-        <w:t>Étude de l’existant</w:t>
-      </w:r>
-      <w:r>
-        <w:rPr>
-          <w:rFonts w:ascii="Arial" w:hAnsi="Arial" w:cs="Arial"/>
-          <w:sz w:val="24"/>
-          <w:szCs w:val="24"/>
-        </w:rPr>
-        <w:t> : Un compte Instagram et une page Facebook</w:t>
-      </w:r>
-    </w:p>
-    <w:p>
-      <w:pPr>
-        <w:rPr>
-          <w:rFonts w:ascii="Arial" w:hAnsi="Arial" w:cs="Arial"/>
-          <w:sz w:val="24"/>
-          <w:szCs w:val="24"/>
-        </w:rPr>
-      </w:pPr>
-      <w:r>
-        <w:rPr>
-          <w:rFonts w:ascii="Arial" w:hAnsi="Arial" w:cs="Arial"/>
-          <w:sz w:val="24"/>
-          <w:szCs w:val="24"/>
-        </w:rPr>
-        <w:t>Énoncé du besoin</w:t>
-      </w:r>
-      <w:r>
-        <w:rPr>
-          <w:rFonts w:ascii="Arial" w:hAnsi="Arial" w:cs="Arial"/>
-          <w:sz w:val="24"/>
-          <w:szCs w:val="24"/>
-        </w:rPr>
-        <w:t xml:space="preserve"> : Fédérer autour du sport automobile et attirer des sponsors</w:t>
-      </w:r>
-    </w:p>
-    <w:p>
-      <w:pPr>
-        <w:rPr>
-          <w:rFonts w:ascii="Arial" w:hAnsi="Arial" w:cs="Arial"/>
-          <w:sz w:val="24"/>
-          <w:szCs w:val="24"/>
-        </w:rPr>
-      </w:pPr>
-      <w:r>
-        <w:rPr>
-          <w:rFonts w:ascii="Arial" w:hAnsi="Arial" w:cs="Arial"/>
-          <w:sz w:val="24"/>
-          <w:szCs w:val="24"/>
-        </w:rPr>
-        <w:t>Les fonctions du produit</w:t>
-      </w:r>
-      <w:r>
-        <w:rPr>
-          <w:rFonts w:ascii="Arial" w:hAnsi="Arial" w:cs="Arial"/>
-          <w:sz w:val="24"/>
-          <w:szCs w:val="24"/>
-        </w:rPr>
-        <w:t> : Permettre plus de visibilité</w:t>
-      </w:r>
-    </w:p>
-    <w:p>
-      <w:pPr>
-        <w:rPr>
-          <w:rFonts w:ascii="Arial" w:hAnsi="Arial" w:cs="Arial"/>
-          <w:sz w:val="24"/>
-          <w:szCs w:val="24"/>
-        </w:rPr>
-      </w:pPr>
-    </w:p>
-    <w:p>
-      <w:pPr>
-        <w:rPr>
-          <w:rFonts w:ascii="Arial" w:hAnsi="Arial" w:cs="Arial"/>
-          <w:sz w:val="24"/>
-          <w:szCs w:val="24"/>
-        </w:rPr>
-      </w:pPr>
-    </w:p>
-    <w:p>
-      <w:pPr>
-        <w:rPr>
-          <w:rFonts w:ascii="Arial" w:hAnsi="Arial" w:cs="Arial"/>
-          <w:sz w:val="24"/>
-          <w:szCs w:val="24"/>
-        </w:rPr>
-      </w:pPr>
-    </w:p>
-    <w:p>
-      <w:pPr>
-        <w:ind w:left="708" w:firstLine="708"/>
+    </w:p>
+    <w:p>
+      <w:pPr>
+        <w:rPr>
+          <w:rFonts w:ascii="Arial" w:hAnsi="Arial" w:cs="Arial"/>
+          <w:sz w:val="24"/>
+          <w:szCs w:val="24"/>
+        </w:rPr>
+      </w:pPr>
+    </w:p>
+    <w:p>
+      <w:pPr>
+        <w:rPr>
+          <w:rFonts w:ascii="Arial" w:hAnsi="Arial" w:cs="Arial"/>
+          <w:sz w:val="24"/>
+          <w:szCs w:val="24"/>
+        </w:rPr>
+      </w:pPr>
+    </w:p>
+    <w:p>
+      <w:pPr>
+        <w:rPr>
+          <w:rFonts w:ascii="Arial" w:hAnsi="Arial" w:cs="Arial"/>
+          <w:sz w:val="24"/>
+          <w:szCs w:val="24"/>
+        </w:rPr>
+      </w:pPr>
+    </w:p>
+    <w:p>
+      <w:pPr>
+        <w:rPr>
+          <w:rFonts w:ascii="Arial" w:hAnsi="Arial" w:cs="Arial"/>
+          <w:sz w:val="24"/>
+          <w:szCs w:val="24"/>
+        </w:rPr>
+      </w:pPr>
+    </w:p>
+    <w:p>
+      <w:pPr>
+        <w:rPr>
+          <w:rFonts w:ascii="Arial" w:hAnsi="Arial" w:cs="Arial"/>
+          <w:sz w:val="24"/>
+          <w:szCs w:val="24"/>
+        </w:rPr>
+      </w:pPr>
+    </w:p>
+    <w:p>
+      <w:pPr>
+        <w:rPr>
+          <w:rFonts w:ascii="Arial" w:hAnsi="Arial" w:cs="Arial"/>
+          <w:sz w:val="24"/>
+          <w:szCs w:val="24"/>
+        </w:rPr>
+      </w:pPr>
+    </w:p>
+    <w:p>
+      <w:pPr>
+        <w:rPr>
+          <w:rFonts w:ascii="Arial" w:hAnsi="Arial" w:cs="Arial"/>
+          <w:sz w:val="24"/>
+          <w:szCs w:val="24"/>
+        </w:rPr>
+      </w:pPr>
+    </w:p>
+    <w:p>
+      <w:pPr>
+        <w:rPr>
+          <w:rFonts w:ascii="Arial" w:hAnsi="Arial" w:cs="Arial"/>
+          <w:sz w:val="24"/>
+          <w:szCs w:val="24"/>
+        </w:rPr>
+      </w:pPr>
+    </w:p>
+    <w:p>
+      <w:pPr>
         <w:rPr>
           <w:rFonts w:ascii="Arial" w:hAnsi="Arial" w:cs="Arial"/>
           <w:b/>
           <w:bCs/>
-          <w:sz w:val="24"/>
-          <w:szCs w:val="24"/>
+          <w:sz w:val="28"/>
+          <w:szCs w:val="28"/>
         </w:rPr>
       </w:pPr>
       <w:r>
@@ -6310,9 +6729,496 @@
           <w:rFonts w:ascii="Arial" w:hAnsi="Arial" w:cs="Arial"/>
           <w:b/>
           <w:bCs/>
-          <w:sz w:val="24"/>
-          <w:szCs w:val="24"/>
-        </w:rPr>
+          <w:sz w:val="28"/>
+          <w:szCs w:val="28"/>
+        </w:rPr>
+        <w:lastRenderedPageBreak/>
+        <w:t>Les besoins du projet :</w:t>
+      </w:r>
+    </w:p>
+    <w:p>
+      <w:pPr>
+        <w:rPr>
+          <w:rFonts w:ascii="Arial" w:hAnsi="Arial" w:cs="Arial"/>
+          <w:sz w:val="24"/>
+          <w:szCs w:val="24"/>
+        </w:rPr>
+      </w:pPr>
+      <w:r>
+        <w:rPr>
+          <w:rFonts w:ascii="Arial" w:hAnsi="Arial" w:cs="Arial"/>
+          <w:sz w:val="24"/>
+          <w:szCs w:val="24"/>
+        </w:rPr>
+        <w:t>Étude de l’existant</w:t>
+      </w:r>
+      <w:r>
+        <w:rPr>
+          <w:rFonts w:ascii="Arial" w:hAnsi="Arial" w:cs="Arial"/>
+          <w:sz w:val="24"/>
+          <w:szCs w:val="24"/>
+        </w:rPr>
+        <w:t xml:space="preserve"> : </w:t>
+      </w:r>
+    </w:p>
+    <w:p>
+      <w:pPr>
+        <w:ind w:firstLine="708"/>
+        <w:rPr>
+          <w:rFonts w:ascii="Arial" w:hAnsi="Arial" w:cs="Arial"/>
+          <w:sz w:val="24"/>
+          <w:szCs w:val="24"/>
+        </w:rPr>
+      </w:pPr>
+      <w:r>
+        <w:rPr>
+          <w:rFonts w:ascii="Arial" w:hAnsi="Arial" w:cs="Arial"/>
+          <w:sz w:val="24"/>
+          <w:szCs w:val="24"/>
+        </w:rPr>
+        <w:t xml:space="preserve">Un compte Instagram </w:t>
+      </w:r>
+    </w:p>
+    <w:p>
+      <w:pPr>
+        <w:ind w:firstLine="708"/>
+        <w:rPr>
+          <w:rFonts w:ascii="Arial" w:hAnsi="Arial" w:cs="Arial"/>
+          <w:sz w:val="24"/>
+          <w:szCs w:val="24"/>
+        </w:rPr>
+      </w:pPr>
+      <w:r>
+        <w:rPr>
+          <w:rFonts w:ascii="Arial" w:hAnsi="Arial" w:cs="Arial"/>
+          <w:sz w:val="24"/>
+          <w:szCs w:val="24"/>
+        </w:rPr>
+        <w:t>U</w:t>
+      </w:r>
+      <w:r>
+        <w:rPr>
+          <w:rFonts w:ascii="Arial" w:hAnsi="Arial" w:cs="Arial"/>
+          <w:sz w:val="24"/>
+          <w:szCs w:val="24"/>
+        </w:rPr>
+        <w:t>ne page Facebook</w:t>
+      </w:r>
+    </w:p>
+    <w:p>
+      <w:pPr>
+        <w:ind w:firstLine="708"/>
+        <w:rPr>
+          <w:rFonts w:ascii="Arial" w:hAnsi="Arial" w:cs="Arial"/>
+          <w:sz w:val="24"/>
+          <w:szCs w:val="24"/>
+        </w:rPr>
+      </w:pPr>
+      <w:r>
+        <w:rPr>
+          <w:rFonts w:ascii="Arial" w:hAnsi="Arial" w:cs="Arial"/>
+          <w:sz w:val="24"/>
+          <w:szCs w:val="24"/>
+        </w:rPr>
+        <w:t>Le Logo</w:t>
+      </w:r>
+    </w:p>
+    <w:p>
+      <w:pPr>
+        <w:ind w:firstLine="708"/>
+        <w:rPr>
+          <w:rFonts w:ascii="Arial" w:hAnsi="Arial" w:cs="Arial"/>
+          <w:sz w:val="24"/>
+          <w:szCs w:val="24"/>
+        </w:rPr>
+      </w:pPr>
+    </w:p>
+    <w:p>
+      <w:pPr>
+        <w:rPr>
+          <w:rFonts w:ascii="Arial" w:hAnsi="Arial" w:cs="Arial"/>
+          <w:sz w:val="24"/>
+          <w:szCs w:val="24"/>
+        </w:rPr>
+      </w:pPr>
+      <w:r>
+        <w:rPr>
+          <w:rFonts w:ascii="Arial" w:hAnsi="Arial" w:cs="Arial"/>
+          <w:sz w:val="24"/>
+          <w:szCs w:val="24"/>
+        </w:rPr>
+        <w:t>Énoncé du besoin</w:t>
+      </w:r>
+      <w:r>
+        <w:rPr>
+          <w:rFonts w:ascii="Arial" w:hAnsi="Arial" w:cs="Arial"/>
+          <w:sz w:val="24"/>
+          <w:szCs w:val="24"/>
+        </w:rPr>
+        <w:t xml:space="preserve"> :</w:t>
+      </w:r>
+    </w:p>
+    <w:p>
+      <w:pPr>
+        <w:ind w:left="720"/>
+        <w:rPr>
+          <w:rFonts w:ascii="Arial" w:hAnsi="Arial" w:cs="Arial"/>
+          <w:sz w:val="24"/>
+          <w:szCs w:val="24"/>
+        </w:rPr>
+      </w:pPr>
+      <w:r>
+        <w:rPr>
+          <w:rFonts w:ascii="Arial" w:hAnsi="Arial" w:cs="Arial"/>
+          <w:sz w:val="24"/>
+          <w:szCs w:val="24"/>
+        </w:rPr>
+        <w:t>Présenter l’association</w:t>
+      </w:r>
+    </w:p>
+    <w:p>
+      <w:pPr>
+        <w:ind w:left="720"/>
+        <w:rPr>
+          <w:rFonts w:ascii="Arial" w:hAnsi="Arial" w:cs="Arial"/>
+          <w:sz w:val="24"/>
+          <w:szCs w:val="24"/>
+        </w:rPr>
+      </w:pPr>
+      <w:r>
+        <w:rPr>
+          <w:rFonts w:ascii="Arial" w:hAnsi="Arial" w:cs="Arial"/>
+          <w:sz w:val="24"/>
+          <w:szCs w:val="24"/>
+        </w:rPr>
+        <w:t xml:space="preserve">Présenter les sponsors </w:t>
+      </w:r>
+    </w:p>
+    <w:p>
+      <w:pPr>
+        <w:ind w:left="720"/>
+        <w:rPr>
+          <w:rFonts w:ascii="Arial" w:hAnsi="Arial" w:cs="Arial"/>
+          <w:sz w:val="24"/>
+          <w:szCs w:val="24"/>
+        </w:rPr>
+      </w:pPr>
+      <w:r>
+        <w:rPr>
+          <w:rFonts w:ascii="Arial" w:hAnsi="Arial" w:cs="Arial"/>
+          <w:sz w:val="24"/>
+          <w:szCs w:val="24"/>
+        </w:rPr>
+        <w:t>Vendre des produits</w:t>
+      </w:r>
+    </w:p>
+    <w:p>
+      <w:pPr>
+        <w:ind w:left="720"/>
+        <w:rPr>
+          <w:rFonts w:ascii="Arial" w:hAnsi="Arial" w:cs="Arial"/>
+          <w:sz w:val="24"/>
+          <w:szCs w:val="24"/>
+        </w:rPr>
+      </w:pPr>
+      <w:r>
+        <w:rPr>
+          <w:rFonts w:ascii="Arial" w:hAnsi="Arial" w:cs="Arial"/>
+          <w:sz w:val="24"/>
+          <w:szCs w:val="24"/>
+        </w:rPr>
+        <w:t>Communiquer sur les évènements</w:t>
+      </w:r>
+    </w:p>
+    <w:p>
+      <w:pPr>
+        <w:ind w:firstLine="708"/>
+        <w:rPr>
+          <w:rFonts w:ascii="Arial" w:hAnsi="Arial" w:cs="Arial"/>
+          <w:sz w:val="24"/>
+          <w:szCs w:val="24"/>
+        </w:rPr>
+      </w:pPr>
+      <w:r>
+        <w:rPr>
+          <w:rFonts w:ascii="Arial" w:hAnsi="Arial" w:cs="Arial"/>
+          <w:sz w:val="24"/>
+          <w:szCs w:val="24"/>
+        </w:rPr>
+        <w:t>Fédérer autour du sport automobile et attirer des sponsors</w:t>
+      </w:r>
+    </w:p>
+    <w:p>
+      <w:pPr>
+        <w:ind w:firstLine="708"/>
+        <w:rPr>
+          <w:rFonts w:ascii="Arial" w:hAnsi="Arial" w:cs="Arial"/>
+          <w:sz w:val="24"/>
+          <w:szCs w:val="24"/>
+        </w:rPr>
+      </w:pPr>
+    </w:p>
+    <w:p>
+      <w:pPr>
+        <w:rPr>
+          <w:rFonts w:ascii="Arial" w:hAnsi="Arial" w:cs="Arial"/>
+          <w:sz w:val="24"/>
+          <w:szCs w:val="24"/>
+        </w:rPr>
+      </w:pPr>
+      <w:r>
+        <w:rPr>
+          <w:rFonts w:ascii="Arial" w:hAnsi="Arial" w:cs="Arial"/>
+          <w:sz w:val="24"/>
+          <w:szCs w:val="24"/>
+        </w:rPr>
+        <w:t>Les fonctions du produit</w:t>
+      </w:r>
+      <w:r>
+        <w:rPr>
+          <w:rFonts w:ascii="Arial" w:hAnsi="Arial" w:cs="Arial"/>
+          <w:sz w:val="24"/>
+          <w:szCs w:val="24"/>
+        </w:rPr>
+        <w:t xml:space="preserve"> : </w:t>
+      </w:r>
+    </w:p>
+    <w:p>
+      <w:pPr>
+        <w:ind w:left="720"/>
+        <w:rPr>
+          <w:rFonts w:ascii="Arial" w:hAnsi="Arial" w:cs="Arial"/>
+          <w:sz w:val="24"/>
+          <w:szCs w:val="24"/>
+        </w:rPr>
+      </w:pPr>
+      <w:r>
+        <w:rPr>
+          <w:rFonts w:ascii="Arial" w:hAnsi="Arial" w:cs="Arial"/>
+          <w:sz w:val="24"/>
+          <w:szCs w:val="24"/>
+        </w:rPr>
+        <w:t>Récolter des dons</w:t>
+      </w:r>
+    </w:p>
+    <w:p>
+      <w:pPr>
+        <w:ind w:left="720"/>
+        <w:rPr>
+          <w:rFonts w:ascii="Arial" w:hAnsi="Arial" w:cs="Arial"/>
+          <w:sz w:val="24"/>
+          <w:szCs w:val="24"/>
+        </w:rPr>
+      </w:pPr>
+      <w:r>
+        <w:rPr>
+          <w:rFonts w:ascii="Arial" w:hAnsi="Arial" w:cs="Arial"/>
+          <w:sz w:val="24"/>
+          <w:szCs w:val="24"/>
+        </w:rPr>
+        <w:t>Vendre des produits en ligne</w:t>
+      </w:r>
+    </w:p>
+    <w:p>
+      <w:pPr>
+        <w:ind w:left="720"/>
+        <w:rPr>
+          <w:rFonts w:ascii="Arial" w:hAnsi="Arial" w:cs="Arial"/>
+          <w:sz w:val="24"/>
+          <w:szCs w:val="24"/>
+        </w:rPr>
+      </w:pPr>
+      <w:r>
+        <w:rPr>
+          <w:rFonts w:ascii="Arial" w:hAnsi="Arial" w:cs="Arial"/>
+          <w:sz w:val="24"/>
+          <w:szCs w:val="24"/>
+        </w:rPr>
+        <w:t>Espace paiement</w:t>
+      </w:r>
+    </w:p>
+    <w:p>
+      <w:pPr>
+        <w:ind w:left="720"/>
+        <w:rPr>
+          <w:rFonts w:ascii="Arial" w:hAnsi="Arial" w:cs="Arial"/>
+          <w:sz w:val="24"/>
+          <w:szCs w:val="24"/>
+        </w:rPr>
+      </w:pPr>
+      <w:r>
+        <w:rPr>
+          <w:rFonts w:ascii="Arial" w:hAnsi="Arial" w:cs="Arial"/>
+          <w:sz w:val="24"/>
+          <w:szCs w:val="24"/>
+        </w:rPr>
+        <w:t xml:space="preserve">Contenus multimédias (photos, vidéos) </w:t>
+      </w:r>
+    </w:p>
+    <w:p>
+      <w:pPr>
+        <w:ind w:left="720"/>
+        <w:rPr>
+          <w:rFonts w:ascii="Arial" w:hAnsi="Arial" w:cs="Arial"/>
+          <w:sz w:val="24"/>
+          <w:szCs w:val="24"/>
+        </w:rPr>
+      </w:pPr>
+      <w:r>
+        <w:rPr>
+          <w:rFonts w:ascii="Arial" w:hAnsi="Arial" w:cs="Arial"/>
+          <w:sz w:val="24"/>
+          <w:szCs w:val="24"/>
+        </w:rPr>
+        <w:t xml:space="preserve">Formulaire de contact </w:t>
+      </w:r>
+    </w:p>
+    <w:p>
+      <w:pPr>
+        <w:ind w:left="720"/>
+        <w:rPr>
+          <w:rFonts w:ascii="Arial" w:hAnsi="Arial" w:cs="Arial"/>
+          <w:sz w:val="24"/>
+          <w:szCs w:val="24"/>
+        </w:rPr>
+      </w:pPr>
+      <w:r>
+        <w:rPr>
+          <w:rFonts w:ascii="Arial" w:hAnsi="Arial" w:cs="Arial"/>
+          <w:sz w:val="24"/>
+          <w:szCs w:val="24"/>
+        </w:rPr>
+        <w:t>Espace client ou membre</w:t>
+      </w:r>
+    </w:p>
+    <w:p>
+      <w:pPr>
+        <w:ind w:left="720"/>
+        <w:rPr>
+          <w:rFonts w:ascii="Arial" w:hAnsi="Arial" w:cs="Arial"/>
+          <w:sz w:val="24"/>
+          <w:szCs w:val="24"/>
+        </w:rPr>
+      </w:pPr>
+      <w:r>
+        <w:rPr>
+          <w:rFonts w:ascii="Arial" w:hAnsi="Arial" w:cs="Arial"/>
+          <w:sz w:val="24"/>
+          <w:szCs w:val="24"/>
+        </w:rPr>
+        <w:t>Espace pour publier et mettre à jours les évènements</w:t>
+      </w:r>
+    </w:p>
+    <w:p>
+      <w:pPr>
+        <w:ind w:left="720"/>
+        <w:rPr>
+          <w:rFonts w:ascii="Arial" w:hAnsi="Arial" w:cs="Arial"/>
+          <w:sz w:val="24"/>
+          <w:szCs w:val="24"/>
+        </w:rPr>
+      </w:pPr>
+      <w:r>
+        <w:rPr>
+          <w:rFonts w:ascii="Arial" w:hAnsi="Arial" w:cs="Arial"/>
+          <w:sz w:val="24"/>
+          <w:szCs w:val="24"/>
+        </w:rPr>
+        <w:t>Présenter les sponsors avec géolocalisation et redirection vers liens sociaux</w:t>
+      </w:r>
+    </w:p>
+    <w:p>
+      <w:pPr>
+        <w:rPr>
+          <w:rFonts w:ascii="Arial" w:hAnsi="Arial" w:cs="Arial"/>
+          <w:sz w:val="24"/>
+          <w:szCs w:val="24"/>
+        </w:rPr>
+      </w:pPr>
+    </w:p>
+    <w:p>
+      <w:pPr>
+        <w:rPr>
+          <w:rFonts w:ascii="Arial" w:hAnsi="Arial" w:cs="Arial"/>
+          <w:sz w:val="24"/>
+          <w:szCs w:val="24"/>
+        </w:rPr>
+      </w:pPr>
+    </w:p>
+    <w:p>
+      <w:pPr>
+        <w:rPr>
+          <w:rFonts w:ascii="Arial" w:hAnsi="Arial" w:cs="Arial"/>
+          <w:sz w:val="24"/>
+          <w:szCs w:val="24"/>
+        </w:rPr>
+      </w:pPr>
+    </w:p>
+    <w:p>
+      <w:pPr>
+        <w:rPr>
+          <w:rFonts w:ascii="Arial" w:hAnsi="Arial" w:cs="Arial"/>
+          <w:sz w:val="24"/>
+          <w:szCs w:val="24"/>
+        </w:rPr>
+      </w:pPr>
+    </w:p>
+    <w:p>
+      <w:pPr>
+        <w:rPr>
+          <w:rFonts w:ascii="Arial" w:hAnsi="Arial" w:cs="Arial"/>
+          <w:sz w:val="24"/>
+          <w:szCs w:val="24"/>
+        </w:rPr>
+      </w:pPr>
+    </w:p>
+    <w:p>
+      <w:pPr>
+        <w:rPr>
+          <w:rFonts w:ascii="Arial" w:hAnsi="Arial" w:cs="Arial"/>
+          <w:sz w:val="24"/>
+          <w:szCs w:val="24"/>
+        </w:rPr>
+      </w:pPr>
+    </w:p>
+    <w:p>
+      <w:pPr>
+        <w:rPr>
+          <w:rFonts w:ascii="Arial" w:hAnsi="Arial" w:cs="Arial"/>
+          <w:sz w:val="24"/>
+          <w:szCs w:val="24"/>
+        </w:rPr>
+      </w:pPr>
+    </w:p>
+    <w:p>
+      <w:pPr>
+        <w:rPr>
+          <w:rFonts w:ascii="Arial" w:hAnsi="Arial" w:cs="Arial"/>
+          <w:sz w:val="24"/>
+          <w:szCs w:val="24"/>
+        </w:rPr>
+      </w:pPr>
+    </w:p>
+    <w:p>
+      <w:pPr>
+        <w:ind w:left="708" w:firstLine="708"/>
+        <w:rPr>
+          <w:rFonts w:ascii="Arial" w:hAnsi="Arial" w:cs="Arial"/>
+          <w:b/>
+          <w:bCs/>
+          <w:sz w:val="24"/>
+          <w:szCs w:val="24"/>
+        </w:rPr>
+      </w:pPr>
+      <w:r>
+        <w:rPr>
+          <w:rFonts w:ascii="Arial" w:hAnsi="Arial" w:cs="Arial"/>
+          <w:b/>
+          <w:bCs/>
+          <w:sz w:val="24"/>
+          <w:szCs w:val="24"/>
+        </w:rPr>
+        <w:lastRenderedPageBreak/>
         <w:t>Les contraintes</w:t>
       </w:r>
     </w:p>
@@ -6347,177 +7253,891 @@
           <w:sz w:val="24"/>
           <w:szCs w:val="24"/>
         </w:rPr>
+        <w:t xml:space="preserve">Utilisation de Java et </w:t>
+      </w:r>
+      <w:proofErr w:type="spellStart"/>
+      <w:r>
+        <w:rPr>
+          <w:rFonts w:ascii="Arial" w:hAnsi="Arial" w:cs="Arial"/>
+          <w:sz w:val="24"/>
+          <w:szCs w:val="24"/>
+        </w:rPr>
+        <w:t>Kotlin</w:t>
+      </w:r>
+      <w:proofErr w:type="spellEnd"/>
+    </w:p>
+    <w:p>
+      <w:pPr>
+        <w:rPr>
+          <w:rFonts w:ascii="Arial" w:hAnsi="Arial" w:cs="Arial"/>
+          <w:sz w:val="24"/>
+          <w:szCs w:val="24"/>
+        </w:rPr>
+      </w:pPr>
+    </w:p>
+    <w:p>
+      <w:pPr>
+        <w:rPr>
+          <w:rFonts w:ascii="Arial" w:hAnsi="Arial" w:cs="Arial"/>
+          <w:sz w:val="24"/>
+          <w:szCs w:val="24"/>
+        </w:rPr>
+      </w:pPr>
+      <w:r>
+        <w:rPr>
+          <w:rFonts w:ascii="Arial" w:hAnsi="Arial" w:cs="Arial"/>
+          <w:sz w:val="24"/>
+          <w:szCs w:val="24"/>
+        </w:rPr>
+        <w:t>Contraintes légales et réglementaires</w:t>
+      </w:r>
+      <w:r>
+        <w:rPr>
+          <w:rFonts w:ascii="Arial" w:hAnsi="Arial" w:cs="Arial"/>
+          <w:sz w:val="24"/>
+          <w:szCs w:val="24"/>
+        </w:rPr>
+        <w:t> :</w:t>
+      </w:r>
+    </w:p>
+    <w:p>
+      <w:pPr>
+        <w:rPr>
+          <w:rFonts w:ascii="Arial" w:hAnsi="Arial" w:cs="Arial"/>
+          <w:sz w:val="24"/>
+          <w:szCs w:val="24"/>
+        </w:rPr>
+      </w:pPr>
+      <w:r>
+        <w:rPr>
+          <w:rFonts w:ascii="Arial" w:hAnsi="Arial" w:cs="Arial"/>
+          <w:sz w:val="24"/>
+          <w:szCs w:val="24"/>
+        </w:rPr>
+        <w:t>Qui est le propriétaire d</w:t>
+      </w:r>
+      <w:r>
+        <w:rPr>
+          <w:rFonts w:ascii="Arial" w:hAnsi="Arial" w:cs="Arial"/>
+          <w:sz w:val="24"/>
+          <w:szCs w:val="24"/>
+        </w:rPr>
+        <w:t>e l’appli,</w:t>
+      </w:r>
+      <w:r>
+        <w:rPr>
+          <w:rFonts w:ascii="Arial" w:hAnsi="Arial" w:cs="Arial"/>
+          <w:sz w:val="24"/>
+          <w:szCs w:val="24"/>
+        </w:rPr>
+        <w:t xml:space="preserve"> </w:t>
+      </w:r>
+      <w:r>
+        <w:rPr>
+          <w:rFonts w:ascii="Arial" w:hAnsi="Arial" w:cs="Arial"/>
+          <w:sz w:val="24"/>
+          <w:szCs w:val="24"/>
+        </w:rPr>
+        <w:t>d</w:t>
+      </w:r>
+      <w:r>
+        <w:rPr>
+          <w:rFonts w:ascii="Arial" w:hAnsi="Arial" w:cs="Arial"/>
+          <w:sz w:val="24"/>
+          <w:szCs w:val="24"/>
+        </w:rPr>
+        <w:t>es maquettes, des intégrations</w:t>
+      </w:r>
+      <w:r>
+        <w:rPr>
+          <w:rFonts w:ascii="Arial" w:hAnsi="Arial" w:cs="Arial"/>
+          <w:sz w:val="24"/>
+          <w:szCs w:val="24"/>
+        </w:rPr>
+        <w:t>, d</w:t>
+      </w:r>
+      <w:r>
+        <w:rPr>
+          <w:rFonts w:ascii="Arial" w:hAnsi="Arial" w:cs="Arial"/>
+          <w:sz w:val="24"/>
+          <w:szCs w:val="24"/>
+        </w:rPr>
+        <w:t>u contenu</w:t>
+      </w:r>
+      <w:r>
+        <w:rPr>
+          <w:rFonts w:ascii="Arial" w:hAnsi="Arial" w:cs="Arial"/>
+          <w:sz w:val="24"/>
+          <w:szCs w:val="24"/>
+        </w:rPr>
+        <w:t>, d</w:t>
+      </w:r>
+      <w:r>
+        <w:rPr>
+          <w:rFonts w:ascii="Arial" w:hAnsi="Arial" w:cs="Arial"/>
+          <w:sz w:val="24"/>
+          <w:szCs w:val="24"/>
+        </w:rPr>
+        <w:t>u code source…</w:t>
+      </w:r>
+      <w:r>
+        <w:rPr>
+          <w:rFonts w:ascii="Arial" w:hAnsi="Arial" w:cs="Arial"/>
+          <w:sz w:val="24"/>
+          <w:szCs w:val="24"/>
+        </w:rPr>
+        <w:t>?</w:t>
+      </w:r>
+    </w:p>
+    <w:p>
+      <w:pPr>
+        <w:rPr>
+          <w:rFonts w:ascii="Arial" w:hAnsi="Arial" w:cs="Arial"/>
+          <w:sz w:val="24"/>
+          <w:szCs w:val="24"/>
+        </w:rPr>
+      </w:pPr>
+    </w:p>
+    <w:p>
+      <w:pPr>
+        <w:rPr>
+          <w:rFonts w:ascii="Arial" w:hAnsi="Arial" w:cs="Arial"/>
+          <w:sz w:val="24"/>
+          <w:szCs w:val="24"/>
+        </w:rPr>
+      </w:pPr>
+      <w:r>
+        <w:rPr>
+          <w:rFonts w:ascii="Arial" w:hAnsi="Arial" w:cs="Arial"/>
+          <w:sz w:val="24"/>
+          <w:szCs w:val="24"/>
+        </w:rPr>
+        <w:t>Contraintes de coûts</w:t>
+      </w:r>
+      <w:r>
+        <w:rPr>
+          <w:rFonts w:ascii="Arial" w:hAnsi="Arial" w:cs="Arial"/>
+          <w:sz w:val="24"/>
+          <w:szCs w:val="24"/>
+        </w:rPr>
+        <w:t xml:space="preserve"> : </w:t>
+      </w:r>
+    </w:p>
+    <w:p>
+      <w:pPr>
+        <w:rPr>
+          <w:rFonts w:ascii="Arial" w:hAnsi="Arial" w:cs="Arial"/>
+          <w:sz w:val="24"/>
+          <w:szCs w:val="24"/>
+        </w:rPr>
+      </w:pPr>
+      <w:r>
+        <w:rPr>
+          <w:rFonts w:ascii="Arial" w:hAnsi="Arial" w:cs="Arial"/>
+          <w:sz w:val="24"/>
+          <w:szCs w:val="24"/>
+        </w:rPr>
+        <w:t>Pas de budget</w:t>
+      </w:r>
+    </w:p>
+    <w:p>
+      <w:pPr>
+        <w:rPr>
+          <w:rFonts w:ascii="Arial" w:hAnsi="Arial" w:cs="Arial"/>
+          <w:sz w:val="24"/>
+          <w:szCs w:val="24"/>
+        </w:rPr>
+      </w:pPr>
+    </w:p>
+    <w:p>
+      <w:pPr>
+        <w:rPr>
+          <w:rFonts w:ascii="Arial" w:hAnsi="Arial" w:cs="Arial"/>
+          <w:sz w:val="24"/>
+          <w:szCs w:val="24"/>
+        </w:rPr>
+      </w:pPr>
+      <w:r>
+        <w:rPr>
+          <w:rFonts w:ascii="Arial" w:hAnsi="Arial" w:cs="Arial"/>
+          <w:sz w:val="24"/>
+          <w:szCs w:val="24"/>
+        </w:rPr>
+        <w:t>Contraintes de délais</w:t>
+      </w:r>
+      <w:r>
+        <w:rPr>
+          <w:rFonts w:ascii="Arial" w:hAnsi="Arial" w:cs="Arial"/>
+          <w:sz w:val="24"/>
+          <w:szCs w:val="24"/>
+        </w:rPr>
+        <w:t xml:space="preserve"> : </w:t>
+      </w:r>
+    </w:p>
+    <w:p>
+      <w:pPr>
+        <w:rPr>
+          <w:rFonts w:ascii="Arial" w:hAnsi="Arial" w:cs="Arial"/>
+          <w:sz w:val="24"/>
+          <w:szCs w:val="24"/>
+        </w:rPr>
+      </w:pPr>
+      <w:r>
+        <w:rPr>
+          <w:rFonts w:ascii="Arial" w:hAnsi="Arial" w:cs="Arial"/>
+          <w:sz w:val="24"/>
+          <w:szCs w:val="24"/>
+        </w:rPr>
+        <w:t>Mettre en place le projet avant le mois de juillet 2024</w:t>
+      </w:r>
+    </w:p>
+    <w:p>
+      <w:pPr>
+        <w:rPr>
+          <w:rFonts w:ascii="Arial" w:hAnsi="Arial" w:cs="Arial"/>
+          <w:sz w:val="24"/>
+          <w:szCs w:val="24"/>
+        </w:rPr>
+      </w:pPr>
+    </w:p>
+    <w:p>
+      <w:pPr>
+        <w:rPr>
+          <w:rFonts w:ascii="Arial" w:hAnsi="Arial" w:cs="Arial"/>
+          <w:sz w:val="24"/>
+          <w:szCs w:val="24"/>
+        </w:rPr>
+      </w:pPr>
+    </w:p>
+    <w:p>
+      <w:pPr>
+        <w:rPr>
+          <w:rFonts w:ascii="Arial" w:hAnsi="Arial" w:cs="Arial"/>
+          <w:sz w:val="24"/>
+          <w:szCs w:val="24"/>
+        </w:rPr>
+      </w:pPr>
+    </w:p>
+    <w:p>
+      <w:pPr>
+        <w:rPr>
+          <w:rFonts w:ascii="Arial" w:hAnsi="Arial" w:cs="Arial"/>
+          <w:sz w:val="24"/>
+          <w:szCs w:val="24"/>
+        </w:rPr>
+      </w:pPr>
+      <w:r>
+        <w:rPr>
+          <w:rFonts w:ascii="Arial" w:hAnsi="Arial" w:cs="Arial"/>
+          <w:noProof/>
+          <w:sz w:val="24"/>
+          <w:szCs w:val="24"/>
+        </w:rPr>
+        <w:drawing>
+          <wp:inline distT="0" distB="0" distL="0" distR="0" wp14:anchorId="02A3A21A" wp14:editId="7C1A87EC">
+            <wp:extent cx="5759450" cy="3054985"/>
+            <wp:effectExtent l="0" t="0" r="0" b="0"/>
+            <wp:docPr id="1951906591" name="Image 1"/>
+            <wp:cNvGraphicFramePr>
+              <a:graphicFrameLocks xmlns:a="http://schemas.openxmlformats.org/drawingml/2006/main" noChangeAspect="1"/>
+            </wp:cNvGraphicFramePr>
+            <a:graphic xmlns:a="http://schemas.openxmlformats.org/drawingml/2006/main">
+              <a:graphicData uri="http://schemas.openxmlformats.org/drawingml/2006/picture">
+                <pic:pic xmlns:pic="http://schemas.openxmlformats.org/drawingml/2006/picture">
+                  <pic:nvPicPr>
+                    <pic:cNvPr id="1951906591" name=""/>
+                    <pic:cNvPicPr/>
+                  </pic:nvPicPr>
+                  <pic:blipFill>
+                    <a:blip r:embed="rId13"/>
+                    <a:stretch>
+                      <a:fillRect/>
+                    </a:stretch>
+                  </pic:blipFill>
+                  <pic:spPr>
+                    <a:xfrm>
+                      <a:off x="0" y="0"/>
+                      <a:ext cx="5759450" cy="3054985"/>
+                    </a:xfrm>
+                    <a:prstGeom prst="rect">
+                      <a:avLst/>
+                    </a:prstGeom>
+                  </pic:spPr>
+                </pic:pic>
+              </a:graphicData>
+            </a:graphic>
+          </wp:inline>
+        </w:drawing>
+      </w:r>
+    </w:p>
+    <w:p>
+      <w:pPr>
+        <w:rPr>
+          <w:rFonts w:ascii="Arial" w:hAnsi="Arial" w:cs="Arial"/>
+          <w:sz w:val="24"/>
+          <w:szCs w:val="24"/>
+        </w:rPr>
+      </w:pPr>
+    </w:p>
+    <w:p>
+      <w:pPr>
+        <w:rPr>
+          <w:rFonts w:ascii="Arial" w:hAnsi="Arial" w:cs="Arial"/>
+          <w:sz w:val="24"/>
+          <w:szCs w:val="24"/>
+        </w:rPr>
+      </w:pPr>
+    </w:p>
+    <w:p>
+      <w:pPr>
+        <w:rPr>
+          <w:rFonts w:ascii="Arial" w:hAnsi="Arial" w:cs="Arial"/>
+          <w:sz w:val="24"/>
+          <w:szCs w:val="24"/>
+        </w:rPr>
+      </w:pPr>
+    </w:p>
+    <w:p>
+      <w:pPr>
+        <w:rPr>
+          <w:rFonts w:ascii="Arial" w:hAnsi="Arial" w:cs="Arial"/>
+          <w:sz w:val="24"/>
+          <w:szCs w:val="24"/>
+        </w:rPr>
+      </w:pPr>
+      <w:r>
+        <w:rPr>
+          <w:rFonts w:ascii="Arial" w:hAnsi="Arial" w:cs="Arial"/>
+          <w:noProof/>
+          <w:sz w:val="24"/>
+          <w:szCs w:val="24"/>
+        </w:rPr>
         <w:lastRenderedPageBreak/>
-        <w:t xml:space="preserve">Utilisation de Java et </w:t>
-      </w:r>
-      <w:proofErr w:type="spellStart"/>
-      <w:r>
-        <w:rPr>
-          <w:rFonts w:ascii="Arial" w:hAnsi="Arial" w:cs="Arial"/>
-          <w:sz w:val="24"/>
-          <w:szCs w:val="24"/>
-        </w:rPr>
-        <w:t>Kotlin</w:t>
-      </w:r>
-      <w:proofErr w:type="spellEnd"/>
-    </w:p>
-    <w:p>
-      <w:pPr>
-        <w:rPr>
-          <w:rFonts w:ascii="Arial" w:hAnsi="Arial" w:cs="Arial"/>
-          <w:sz w:val="24"/>
-          <w:szCs w:val="24"/>
-        </w:rPr>
-      </w:pPr>
-    </w:p>
-    <w:p>
-      <w:pPr>
-        <w:rPr>
-          <w:rFonts w:ascii="Arial" w:hAnsi="Arial" w:cs="Arial"/>
-          <w:sz w:val="24"/>
-          <w:szCs w:val="24"/>
-        </w:rPr>
-      </w:pPr>
-      <w:r>
-        <w:rPr>
-          <w:rFonts w:ascii="Arial" w:hAnsi="Arial" w:cs="Arial"/>
-          <w:sz w:val="24"/>
-          <w:szCs w:val="24"/>
-        </w:rPr>
-        <w:t>Contraintes légales et réglementaires</w:t>
-      </w:r>
-      <w:r>
-        <w:rPr>
-          <w:rFonts w:ascii="Arial" w:hAnsi="Arial" w:cs="Arial"/>
-          <w:sz w:val="24"/>
-          <w:szCs w:val="24"/>
-        </w:rPr>
-        <w:t> :</w:t>
-      </w:r>
-    </w:p>
-    <w:p>
-      <w:pPr>
-        <w:rPr>
-          <w:rFonts w:ascii="Arial" w:hAnsi="Arial" w:cs="Arial"/>
-          <w:sz w:val="24"/>
-          <w:szCs w:val="24"/>
-        </w:rPr>
-      </w:pPr>
-      <w:r>
-        <w:rPr>
-          <w:rFonts w:ascii="Arial" w:hAnsi="Arial" w:cs="Arial"/>
-          <w:sz w:val="24"/>
-          <w:szCs w:val="24"/>
-        </w:rPr>
-        <w:t>Qui est le propriétaire d</w:t>
-      </w:r>
-      <w:r>
-        <w:rPr>
-          <w:rFonts w:ascii="Arial" w:hAnsi="Arial" w:cs="Arial"/>
-          <w:sz w:val="24"/>
-          <w:szCs w:val="24"/>
-        </w:rPr>
-        <w:t>e l’appli,</w:t>
-      </w:r>
-      <w:r>
-        <w:rPr>
-          <w:rFonts w:ascii="Arial" w:hAnsi="Arial" w:cs="Arial"/>
-          <w:sz w:val="24"/>
-          <w:szCs w:val="24"/>
-        </w:rPr>
-        <w:t xml:space="preserve"> </w:t>
-      </w:r>
-      <w:r>
-        <w:rPr>
-          <w:rFonts w:ascii="Arial" w:hAnsi="Arial" w:cs="Arial"/>
-          <w:sz w:val="24"/>
-          <w:szCs w:val="24"/>
-        </w:rPr>
-        <w:t>d</w:t>
-      </w:r>
-      <w:r>
-        <w:rPr>
-          <w:rFonts w:ascii="Arial" w:hAnsi="Arial" w:cs="Arial"/>
-          <w:sz w:val="24"/>
-          <w:szCs w:val="24"/>
-        </w:rPr>
-        <w:t>es maquettes, des intégrations</w:t>
-      </w:r>
-      <w:r>
-        <w:rPr>
-          <w:rFonts w:ascii="Arial" w:hAnsi="Arial" w:cs="Arial"/>
-          <w:sz w:val="24"/>
-          <w:szCs w:val="24"/>
-        </w:rPr>
-        <w:t>, d</w:t>
-      </w:r>
-      <w:r>
-        <w:rPr>
-          <w:rFonts w:ascii="Arial" w:hAnsi="Arial" w:cs="Arial"/>
-          <w:sz w:val="24"/>
-          <w:szCs w:val="24"/>
-        </w:rPr>
-        <w:t>u contenu</w:t>
-      </w:r>
-      <w:r>
-        <w:rPr>
-          <w:rFonts w:ascii="Arial" w:hAnsi="Arial" w:cs="Arial"/>
-          <w:sz w:val="24"/>
-          <w:szCs w:val="24"/>
-        </w:rPr>
-        <w:t>, d</w:t>
-      </w:r>
-      <w:r>
-        <w:rPr>
-          <w:rFonts w:ascii="Arial" w:hAnsi="Arial" w:cs="Arial"/>
-          <w:sz w:val="24"/>
-          <w:szCs w:val="24"/>
-        </w:rPr>
-        <w:t>u code source</w:t>
-      </w:r>
-      <w:proofErr w:type="gramStart"/>
-      <w:r>
-        <w:rPr>
-          <w:rFonts w:ascii="Arial" w:hAnsi="Arial" w:cs="Arial"/>
-          <w:sz w:val="24"/>
-          <w:szCs w:val="24"/>
-        </w:rPr>
-        <w:t>…</w:t>
-      </w:r>
-      <w:r>
-        <w:rPr>
-          <w:rFonts w:ascii="Arial" w:hAnsi="Arial" w:cs="Arial"/>
-          <w:sz w:val="24"/>
-          <w:szCs w:val="24"/>
-        </w:rPr>
-        <w:t>?</w:t>
-      </w:r>
-      <w:proofErr w:type="gramEnd"/>
-    </w:p>
-    <w:p>
-      <w:pPr>
-        <w:rPr>
-          <w:rFonts w:ascii="Arial" w:hAnsi="Arial" w:cs="Arial"/>
-          <w:sz w:val="24"/>
-          <w:szCs w:val="24"/>
-        </w:rPr>
-      </w:pPr>
-    </w:p>
-    <w:p>
-      <w:pPr>
-        <w:rPr>
-          <w:rFonts w:ascii="Arial" w:hAnsi="Arial" w:cs="Arial"/>
-          <w:sz w:val="24"/>
-          <w:szCs w:val="24"/>
-        </w:rPr>
-      </w:pPr>
-      <w:r>
-        <w:rPr>
-          <w:rFonts w:ascii="Arial" w:hAnsi="Arial" w:cs="Arial"/>
-          <w:sz w:val="24"/>
-          <w:szCs w:val="24"/>
-        </w:rPr>
-        <w:t>Contraintes de coûts</w:t>
+        <w:drawing>
+          <wp:inline distT="0" distB="0" distL="0" distR="0" wp14:anchorId="623628B1" wp14:editId="4C4B7890">
+            <wp:extent cx="5759450" cy="3094990"/>
+            <wp:effectExtent l="0" t="0" r="0" b="0"/>
+            <wp:docPr id="849162197" name="Image 1"/>
+            <wp:cNvGraphicFramePr>
+              <a:graphicFrameLocks xmlns:a="http://schemas.openxmlformats.org/drawingml/2006/main" noChangeAspect="1"/>
+            </wp:cNvGraphicFramePr>
+            <a:graphic xmlns:a="http://schemas.openxmlformats.org/drawingml/2006/main">
+              <a:graphicData uri="http://schemas.openxmlformats.org/drawingml/2006/picture">
+                <pic:pic xmlns:pic="http://schemas.openxmlformats.org/drawingml/2006/picture">
+                  <pic:nvPicPr>
+                    <pic:cNvPr id="849162197" name=""/>
+                    <pic:cNvPicPr/>
+                  </pic:nvPicPr>
+                  <pic:blipFill>
+                    <a:blip r:embed="rId14"/>
+                    <a:stretch>
+                      <a:fillRect/>
+                    </a:stretch>
+                  </pic:blipFill>
+                  <pic:spPr>
+                    <a:xfrm>
+                      <a:off x="0" y="0"/>
+                      <a:ext cx="5759450" cy="3094990"/>
+                    </a:xfrm>
+                    <a:prstGeom prst="rect">
+                      <a:avLst/>
+                    </a:prstGeom>
+                  </pic:spPr>
+                </pic:pic>
+              </a:graphicData>
+            </a:graphic>
+          </wp:inline>
+        </w:drawing>
+      </w:r>
+    </w:p>
+    <w:p>
+      <w:pPr>
+        <w:rPr>
+          <w:rFonts w:ascii="Arial" w:hAnsi="Arial" w:cs="Arial"/>
+          <w:sz w:val="24"/>
+          <w:szCs w:val="24"/>
+        </w:rPr>
+      </w:pPr>
+      <w:r>
+        <w:rPr>
+          <w:rFonts w:ascii="Arial" w:hAnsi="Arial" w:cs="Arial"/>
+          <w:noProof/>
+          <w:sz w:val="24"/>
+          <w:szCs w:val="24"/>
+        </w:rPr>
+        <w:drawing>
+          <wp:inline distT="0" distB="0" distL="0" distR="0" wp14:anchorId="195B3725" wp14:editId="40A93D12">
+            <wp:extent cx="5759450" cy="3107055"/>
+            <wp:effectExtent l="0" t="0" r="0" b="0"/>
+            <wp:docPr id="240345223" name="Image 1"/>
+            <wp:cNvGraphicFramePr>
+              <a:graphicFrameLocks xmlns:a="http://schemas.openxmlformats.org/drawingml/2006/main" noChangeAspect="1"/>
+            </wp:cNvGraphicFramePr>
+            <a:graphic xmlns:a="http://schemas.openxmlformats.org/drawingml/2006/main">
+              <a:graphicData uri="http://schemas.openxmlformats.org/drawingml/2006/picture">
+                <pic:pic xmlns:pic="http://schemas.openxmlformats.org/drawingml/2006/picture">
+                  <pic:nvPicPr>
+                    <pic:cNvPr id="240345223" name=""/>
+                    <pic:cNvPicPr/>
+                  </pic:nvPicPr>
+                  <pic:blipFill>
+                    <a:blip r:embed="rId15"/>
+                    <a:stretch>
+                      <a:fillRect/>
+                    </a:stretch>
+                  </pic:blipFill>
+                  <pic:spPr>
+                    <a:xfrm>
+                      <a:off x="0" y="0"/>
+                      <a:ext cx="5759450" cy="3107055"/>
+                    </a:xfrm>
+                    <a:prstGeom prst="rect">
+                      <a:avLst/>
+                    </a:prstGeom>
+                  </pic:spPr>
+                </pic:pic>
+              </a:graphicData>
+            </a:graphic>
+          </wp:inline>
+        </w:drawing>
+      </w:r>
+    </w:p>
+    <w:p>
+      <w:pPr>
+        <w:rPr>
+          <w:rFonts w:ascii="Arial" w:hAnsi="Arial" w:cs="Arial"/>
+          <w:sz w:val="24"/>
+          <w:szCs w:val="24"/>
+        </w:rPr>
+      </w:pPr>
+      <w:r>
+        <w:rPr>
+          <w:rFonts w:ascii="Arial" w:hAnsi="Arial" w:cs="Arial"/>
+          <w:noProof/>
+          <w:sz w:val="24"/>
+          <w:szCs w:val="24"/>
+        </w:rPr>
+        <w:lastRenderedPageBreak/>
+        <w:drawing>
+          <wp:inline distT="0" distB="0" distL="0" distR="0" wp14:anchorId="6F7F94EC" wp14:editId="488CA9E8">
+            <wp:extent cx="5759450" cy="3170555"/>
+            <wp:effectExtent l="0" t="0" r="0" b="0"/>
+            <wp:docPr id="955756290" name="Image 1"/>
+            <wp:cNvGraphicFramePr>
+              <a:graphicFrameLocks xmlns:a="http://schemas.openxmlformats.org/drawingml/2006/main" noChangeAspect="1"/>
+            </wp:cNvGraphicFramePr>
+            <a:graphic xmlns:a="http://schemas.openxmlformats.org/drawingml/2006/main">
+              <a:graphicData uri="http://schemas.openxmlformats.org/drawingml/2006/picture">
+                <pic:pic xmlns:pic="http://schemas.openxmlformats.org/drawingml/2006/picture">
+                  <pic:nvPicPr>
+                    <pic:cNvPr id="955756290" name=""/>
+                    <pic:cNvPicPr/>
+                  </pic:nvPicPr>
+                  <pic:blipFill>
+                    <a:blip r:embed="rId16"/>
+                    <a:stretch>
+                      <a:fillRect/>
+                    </a:stretch>
+                  </pic:blipFill>
+                  <pic:spPr>
+                    <a:xfrm>
+                      <a:off x="0" y="0"/>
+                      <a:ext cx="5759450" cy="3170555"/>
+                    </a:xfrm>
+                    <a:prstGeom prst="rect">
+                      <a:avLst/>
+                    </a:prstGeom>
+                  </pic:spPr>
+                </pic:pic>
+              </a:graphicData>
+            </a:graphic>
+          </wp:inline>
+        </w:drawing>
+      </w:r>
+    </w:p>
+    <w:p>
+      <w:pPr>
+        <w:rPr>
+          <w:rFonts w:ascii="Arial" w:hAnsi="Arial" w:cs="Arial"/>
+          <w:sz w:val="24"/>
+          <w:szCs w:val="24"/>
+        </w:rPr>
+      </w:pPr>
+      <w:r>
+        <w:rPr>
+          <w:rFonts w:ascii="Arial" w:hAnsi="Arial" w:cs="Arial"/>
+          <w:noProof/>
+          <w:sz w:val="24"/>
+          <w:szCs w:val="24"/>
+        </w:rPr>
+        <w:drawing>
+          <wp:inline distT="0" distB="0" distL="0" distR="0" wp14:anchorId="4253D793" wp14:editId="60B05800">
+            <wp:extent cx="5759450" cy="3157220"/>
+            <wp:effectExtent l="0" t="0" r="0" b="5080"/>
+            <wp:docPr id="2134915776" name="Image 1"/>
+            <wp:cNvGraphicFramePr>
+              <a:graphicFrameLocks xmlns:a="http://schemas.openxmlformats.org/drawingml/2006/main" noChangeAspect="1"/>
+            </wp:cNvGraphicFramePr>
+            <a:graphic xmlns:a="http://schemas.openxmlformats.org/drawingml/2006/main">
+              <a:graphicData uri="http://schemas.openxmlformats.org/drawingml/2006/picture">
+                <pic:pic xmlns:pic="http://schemas.openxmlformats.org/drawingml/2006/picture">
+                  <pic:nvPicPr>
+                    <pic:cNvPr id="2134915776" name=""/>
+                    <pic:cNvPicPr/>
+                  </pic:nvPicPr>
+                  <pic:blipFill>
+                    <a:blip r:embed="rId17"/>
+                    <a:stretch>
+                      <a:fillRect/>
+                    </a:stretch>
+                  </pic:blipFill>
+                  <pic:spPr>
+                    <a:xfrm>
+                      <a:off x="0" y="0"/>
+                      <a:ext cx="5759450" cy="3157220"/>
+                    </a:xfrm>
+                    <a:prstGeom prst="rect">
+                      <a:avLst/>
+                    </a:prstGeom>
+                  </pic:spPr>
+                </pic:pic>
+              </a:graphicData>
+            </a:graphic>
+          </wp:inline>
+        </w:drawing>
+      </w:r>
+    </w:p>
+    <w:p>
+      <w:pPr>
+        <w:rPr>
+          <w:rFonts w:ascii="Arial" w:hAnsi="Arial" w:cs="Arial"/>
+          <w:sz w:val="24"/>
+          <w:szCs w:val="24"/>
+        </w:rPr>
+      </w:pPr>
+      <w:r>
+        <w:rPr>
+          <w:rFonts w:ascii="Arial" w:hAnsi="Arial" w:cs="Arial"/>
+          <w:noProof/>
+          <w:sz w:val="24"/>
+          <w:szCs w:val="24"/>
+        </w:rPr>
+        <w:lastRenderedPageBreak/>
+        <w:drawing>
+          <wp:inline distT="0" distB="0" distL="0" distR="0" wp14:anchorId="39DB6B56" wp14:editId="3D354919">
+            <wp:extent cx="5759450" cy="3124200"/>
+            <wp:effectExtent l="0" t="0" r="0" b="0"/>
+            <wp:docPr id="113087010" name="Image 1"/>
+            <wp:cNvGraphicFramePr>
+              <a:graphicFrameLocks xmlns:a="http://schemas.openxmlformats.org/drawingml/2006/main" noChangeAspect="1"/>
+            </wp:cNvGraphicFramePr>
+            <a:graphic xmlns:a="http://schemas.openxmlformats.org/drawingml/2006/main">
+              <a:graphicData uri="http://schemas.openxmlformats.org/drawingml/2006/picture">
+                <pic:pic xmlns:pic="http://schemas.openxmlformats.org/drawingml/2006/picture">
+                  <pic:nvPicPr>
+                    <pic:cNvPr id="113087010" name=""/>
+                    <pic:cNvPicPr/>
+                  </pic:nvPicPr>
+                  <pic:blipFill>
+                    <a:blip r:embed="rId18"/>
+                    <a:stretch>
+                      <a:fillRect/>
+                    </a:stretch>
+                  </pic:blipFill>
+                  <pic:spPr>
+                    <a:xfrm>
+                      <a:off x="0" y="0"/>
+                      <a:ext cx="5759450" cy="3124200"/>
+                    </a:xfrm>
+                    <a:prstGeom prst="rect">
+                      <a:avLst/>
+                    </a:prstGeom>
+                  </pic:spPr>
+                </pic:pic>
+              </a:graphicData>
+            </a:graphic>
+          </wp:inline>
+        </w:drawing>
+      </w:r>
+    </w:p>
+    <w:p>
+      <w:pPr>
+        <w:rPr>
+          <w:rFonts w:ascii="Arial" w:hAnsi="Arial" w:cs="Arial"/>
+          <w:sz w:val="24"/>
+          <w:szCs w:val="24"/>
+        </w:rPr>
+      </w:pPr>
+      <w:r>
+        <w:rPr>
+          <w:rFonts w:ascii="Arial" w:hAnsi="Arial" w:cs="Arial"/>
+          <w:noProof/>
+          <w:sz w:val="24"/>
+          <w:szCs w:val="24"/>
+        </w:rPr>
+        <w:drawing>
+          <wp:inline distT="0" distB="0" distL="0" distR="0" wp14:anchorId="4EB5DAC3" wp14:editId="78E3F20E">
+            <wp:extent cx="5759450" cy="3121025"/>
+            <wp:effectExtent l="0" t="0" r="0" b="3175"/>
+            <wp:docPr id="1368765277" name="Image 1"/>
+            <wp:cNvGraphicFramePr>
+              <a:graphicFrameLocks xmlns:a="http://schemas.openxmlformats.org/drawingml/2006/main" noChangeAspect="1"/>
+            </wp:cNvGraphicFramePr>
+            <a:graphic xmlns:a="http://schemas.openxmlformats.org/drawingml/2006/main">
+              <a:graphicData uri="http://schemas.openxmlformats.org/drawingml/2006/picture">
+                <pic:pic xmlns:pic="http://schemas.openxmlformats.org/drawingml/2006/picture">
+                  <pic:nvPicPr>
+                    <pic:cNvPr id="1368765277" name=""/>
+                    <pic:cNvPicPr/>
+                  </pic:nvPicPr>
+                  <pic:blipFill>
+                    <a:blip r:embed="rId19"/>
+                    <a:stretch>
+                      <a:fillRect/>
+                    </a:stretch>
+                  </pic:blipFill>
+                  <pic:spPr>
+                    <a:xfrm>
+                      <a:off x="0" y="0"/>
+                      <a:ext cx="5759450" cy="3121025"/>
+                    </a:xfrm>
+                    <a:prstGeom prst="rect">
+                      <a:avLst/>
+                    </a:prstGeom>
+                  </pic:spPr>
+                </pic:pic>
+              </a:graphicData>
+            </a:graphic>
+          </wp:inline>
+        </w:drawing>
+      </w:r>
+    </w:p>
+    <w:p>
+      <w:pPr>
+        <w:rPr>
+          <w:rFonts w:ascii="Arial" w:hAnsi="Arial" w:cs="Arial"/>
+          <w:sz w:val="24"/>
+          <w:szCs w:val="24"/>
+        </w:rPr>
+      </w:pPr>
+    </w:p>
+    <w:p>
+      <w:pPr>
+        <w:rPr>
+          <w:rFonts w:ascii="Arial" w:hAnsi="Arial" w:cs="Arial"/>
+          <w:sz w:val="24"/>
+          <w:szCs w:val="24"/>
+        </w:rPr>
+      </w:pPr>
+    </w:p>
+    <w:p>
+      <w:pPr>
+        <w:rPr>
+          <w:rFonts w:ascii="Arial" w:hAnsi="Arial" w:cs="Arial"/>
+          <w:sz w:val="24"/>
+          <w:szCs w:val="24"/>
+        </w:rPr>
+      </w:pPr>
+    </w:p>
+    <w:p>
+      <w:pPr>
+        <w:rPr>
+          <w:rFonts w:ascii="Arial" w:hAnsi="Arial" w:cs="Arial"/>
+          <w:sz w:val="24"/>
+          <w:szCs w:val="24"/>
+        </w:rPr>
+      </w:pPr>
+    </w:p>
+    <w:p>
+      <w:pPr>
+        <w:rPr>
+          <w:rFonts w:ascii="Arial" w:hAnsi="Arial" w:cs="Arial"/>
+          <w:sz w:val="24"/>
+          <w:szCs w:val="24"/>
+        </w:rPr>
+      </w:pPr>
+    </w:p>
+    <w:p>
+      <w:pPr>
+        <w:rPr>
+          <w:rFonts w:ascii="Arial" w:hAnsi="Arial" w:cs="Arial"/>
+          <w:sz w:val="24"/>
+          <w:szCs w:val="24"/>
+        </w:rPr>
+      </w:pPr>
+    </w:p>
+    <w:p>
+      <w:pPr>
+        <w:rPr>
+          <w:rFonts w:ascii="Arial" w:hAnsi="Arial" w:cs="Arial"/>
+          <w:sz w:val="24"/>
+          <w:szCs w:val="24"/>
+        </w:rPr>
+      </w:pPr>
+    </w:p>
+    <w:p>
+      <w:pPr>
+        <w:rPr>
+          <w:rFonts w:ascii="Arial" w:hAnsi="Arial" w:cs="Arial"/>
+          <w:sz w:val="24"/>
+          <w:szCs w:val="24"/>
+        </w:rPr>
+      </w:pPr>
+    </w:p>
+    <w:p>
+      <w:pPr>
+        <w:rPr>
+          <w:rFonts w:ascii="Arial" w:hAnsi="Arial" w:cs="Arial"/>
+          <w:sz w:val="24"/>
+          <w:szCs w:val="24"/>
+        </w:rPr>
+      </w:pPr>
+      <w:r>
+        <w:rPr>
+          <w:rFonts w:ascii="Arial" w:hAnsi="Arial" w:cs="Arial"/>
+          <w:noProof/>
+          <w:sz w:val="24"/>
+          <w:szCs w:val="24"/>
+        </w:rPr>
+        <w:lastRenderedPageBreak/>
+        <w:drawing>
+          <wp:inline distT="0" distB="0" distL="0" distR="0" wp14:anchorId="614D522C" wp14:editId="2A5C9F89">
+            <wp:extent cx="5759450" cy="3053080"/>
+            <wp:effectExtent l="0" t="0" r="0" b="0"/>
+            <wp:docPr id="1911532160" name="Image 1"/>
+            <wp:cNvGraphicFramePr>
+              <a:graphicFrameLocks xmlns:a="http://schemas.openxmlformats.org/drawingml/2006/main" noChangeAspect="1"/>
+            </wp:cNvGraphicFramePr>
+            <a:graphic xmlns:a="http://schemas.openxmlformats.org/drawingml/2006/main">
+              <a:graphicData uri="http://schemas.openxmlformats.org/drawingml/2006/picture">
+                <pic:pic xmlns:pic="http://schemas.openxmlformats.org/drawingml/2006/picture">
+                  <pic:nvPicPr>
+                    <pic:cNvPr id="1911532160" name=""/>
+                    <pic:cNvPicPr/>
+                  </pic:nvPicPr>
+                  <pic:blipFill>
+                    <a:blip r:embed="rId20"/>
+                    <a:stretch>
+                      <a:fillRect/>
+                    </a:stretch>
+                  </pic:blipFill>
+                  <pic:spPr>
+                    <a:xfrm>
+                      <a:off x="0" y="0"/>
+                      <a:ext cx="5759450" cy="3053080"/>
+                    </a:xfrm>
+                    <a:prstGeom prst="rect">
+                      <a:avLst/>
+                    </a:prstGeom>
+                  </pic:spPr>
+                </pic:pic>
+              </a:graphicData>
+            </a:graphic>
+          </wp:inline>
+        </w:drawing>
+      </w:r>
+    </w:p>
+    <w:p>
+      <w:pPr>
+        <w:rPr>
+          <w:rFonts w:ascii="Arial" w:hAnsi="Arial" w:cs="Arial"/>
+          <w:sz w:val="24"/>
+          <w:szCs w:val="24"/>
+        </w:rPr>
+      </w:pPr>
+    </w:p>
+    <w:p>
+      <w:pPr>
+        <w:rPr>
+          <w:rFonts w:ascii="Arial" w:hAnsi="Arial" w:cs="Arial"/>
+          <w:sz w:val="24"/>
+          <w:szCs w:val="24"/>
+        </w:rPr>
+      </w:pPr>
+    </w:p>
+    <w:p>
+      <w:pPr>
+        <w:rPr>
+          <w:rFonts w:ascii="Arial" w:hAnsi="Arial" w:cs="Arial"/>
+          <w:sz w:val="24"/>
+          <w:szCs w:val="24"/>
+        </w:rPr>
+      </w:pPr>
+      <w:r>
+        <w:rPr>
+          <w:rFonts w:ascii="Arial" w:hAnsi="Arial" w:cs="Arial"/>
+          <w:sz w:val="24"/>
+          <w:szCs w:val="24"/>
+        </w:rPr>
+        <w:t>Déroulement du projet</w:t>
+      </w:r>
+    </w:p>
+    <w:p>
+      <w:pPr>
+        <w:rPr>
+          <w:rFonts w:ascii="Arial" w:hAnsi="Arial" w:cs="Arial"/>
+          <w:sz w:val="24"/>
+          <w:szCs w:val="24"/>
+        </w:rPr>
+      </w:pPr>
+      <w:r>
+        <w:rPr>
+          <w:rFonts w:ascii="Arial" w:hAnsi="Arial" w:cs="Arial"/>
+          <w:sz w:val="24"/>
+          <w:szCs w:val="24"/>
+        </w:rPr>
+        <w:t>Livrables</w:t>
+      </w:r>
+    </w:p>
+    <w:p>
+      <w:pPr>
+        <w:rPr>
+          <w:rFonts w:ascii="Arial" w:hAnsi="Arial" w:cs="Arial"/>
+          <w:sz w:val="24"/>
+          <w:szCs w:val="24"/>
+        </w:rPr>
+      </w:pPr>
+      <w:r>
+        <w:rPr>
+          <w:rFonts w:ascii="Arial" w:hAnsi="Arial" w:cs="Arial"/>
+          <w:sz w:val="24"/>
+          <w:szCs w:val="24"/>
+        </w:rPr>
+        <w:t>Planification</w:t>
+      </w:r>
+    </w:p>
+    <w:p>
+      <w:pPr>
+        <w:rPr>
+          <w:rFonts w:ascii="Arial" w:hAnsi="Arial" w:cs="Arial"/>
+          <w:sz w:val="24"/>
+          <w:szCs w:val="24"/>
+        </w:rPr>
+      </w:pPr>
+      <w:r>
+        <w:rPr>
+          <w:rFonts w:ascii="Arial" w:hAnsi="Arial" w:cs="Arial"/>
+          <w:sz w:val="24"/>
+          <w:szCs w:val="24"/>
+        </w:rPr>
+        <w:t>Devis</w:t>
+      </w:r>
+    </w:p>
+    <w:p>
+      <w:pPr>
+        <w:rPr>
+          <w:rFonts w:ascii="Arial" w:hAnsi="Arial" w:cs="Arial"/>
+          <w:sz w:val="24"/>
+          <w:szCs w:val="24"/>
+        </w:rPr>
+      </w:pPr>
+      <w:r>
+        <w:rPr>
+          <w:rFonts w:ascii="Arial" w:hAnsi="Arial" w:cs="Arial"/>
+          <w:sz w:val="24"/>
+          <w:szCs w:val="24"/>
+        </w:rPr>
+        <w:t>Annexes</w:t>
       </w:r>
       <w:r>
         <w:rPr>
@@ -6536,331 +8156,7 @@
           <w:szCs w:val="24"/>
         </w:rPr>
       </w:pPr>
-      <w:r>
-        <w:rPr>
-          <w:rFonts w:ascii="Arial" w:hAnsi="Arial" w:cs="Arial"/>
-          <w:sz w:val="24"/>
-          <w:szCs w:val="24"/>
-        </w:rPr>
-        <w:t>Pas de budget</w:t>
-      </w:r>
-    </w:p>
-    <w:p>
-      <w:pPr>
-        <w:rPr>
-          <w:rFonts w:ascii="Arial" w:hAnsi="Arial" w:cs="Arial"/>
-          <w:sz w:val="24"/>
-          <w:szCs w:val="24"/>
-        </w:rPr>
-      </w:pPr>
-    </w:p>
-    <w:p>
-      <w:pPr>
-        <w:rPr>
-          <w:rFonts w:ascii="Arial" w:hAnsi="Arial" w:cs="Arial"/>
-          <w:sz w:val="24"/>
-          <w:szCs w:val="24"/>
-        </w:rPr>
-      </w:pPr>
-      <w:r>
-        <w:rPr>
-          <w:rFonts w:ascii="Arial" w:hAnsi="Arial" w:cs="Arial"/>
-          <w:sz w:val="24"/>
-          <w:szCs w:val="24"/>
-        </w:rPr>
-        <w:t>Contraintes de délais</w:t>
-      </w:r>
-      <w:r>
-        <w:rPr>
-          <w:rFonts w:ascii="Arial" w:hAnsi="Arial" w:cs="Arial"/>
-          <w:sz w:val="24"/>
-          <w:szCs w:val="24"/>
-        </w:rPr>
-        <w:t xml:space="preserve"> : </w:t>
-      </w:r>
-    </w:p>
-    <w:p>
-      <w:pPr>
-        <w:rPr>
-          <w:rFonts w:ascii="Arial" w:hAnsi="Arial" w:cs="Arial"/>
-          <w:sz w:val="24"/>
-          <w:szCs w:val="24"/>
-        </w:rPr>
-      </w:pPr>
-      <w:r>
-        <w:rPr>
-          <w:rFonts w:ascii="Arial" w:hAnsi="Arial" w:cs="Arial"/>
-          <w:sz w:val="24"/>
-          <w:szCs w:val="24"/>
-        </w:rPr>
-        <w:t>Mettre en place le projet avant le mois de juillet 2024</w:t>
-      </w:r>
-    </w:p>
-    <w:p>
-      <w:pPr>
-        <w:rPr>
-          <w:rFonts w:ascii="Arial" w:hAnsi="Arial" w:cs="Arial"/>
-          <w:sz w:val="24"/>
-          <w:szCs w:val="24"/>
-        </w:rPr>
-      </w:pPr>
-    </w:p>
-    <w:p>
-      <w:pPr>
-        <w:rPr>
-          <w:rFonts w:ascii="Arial" w:hAnsi="Arial" w:cs="Arial"/>
-          <w:sz w:val="24"/>
-          <w:szCs w:val="24"/>
-        </w:rPr>
-      </w:pPr>
-    </w:p>
-    <w:p>
-      <w:pPr>
-        <w:rPr>
-          <w:rFonts w:ascii="Arial" w:hAnsi="Arial" w:cs="Arial"/>
-          <w:sz w:val="24"/>
-          <w:szCs w:val="24"/>
-        </w:rPr>
-      </w:pPr>
-    </w:p>
-    <w:p>
-      <w:pPr>
-        <w:rPr>
-          <w:rFonts w:ascii="Arial" w:hAnsi="Arial" w:cs="Arial"/>
-          <w:sz w:val="24"/>
-          <w:szCs w:val="24"/>
-        </w:rPr>
-      </w:pPr>
-    </w:p>
-    <w:p>
-      <w:pPr>
-        <w:rPr>
-          <w:rFonts w:ascii="Arial" w:hAnsi="Arial" w:cs="Arial"/>
-          <w:sz w:val="24"/>
-          <w:szCs w:val="24"/>
-        </w:rPr>
-      </w:pPr>
-    </w:p>
-    <w:p>
-      <w:pPr>
-        <w:rPr>
-          <w:rFonts w:ascii="Arial" w:hAnsi="Arial" w:cs="Arial"/>
-          <w:sz w:val="24"/>
-          <w:szCs w:val="24"/>
-        </w:rPr>
-      </w:pPr>
-    </w:p>
-    <w:p>
-      <w:pPr>
-        <w:rPr>
-          <w:rFonts w:ascii="Arial" w:hAnsi="Arial" w:cs="Arial"/>
-          <w:sz w:val="24"/>
-          <w:szCs w:val="24"/>
-        </w:rPr>
-      </w:pPr>
-    </w:p>
-    <w:p>
-      <w:pPr>
-        <w:rPr>
-          <w:rFonts w:ascii="Arial" w:hAnsi="Arial" w:cs="Arial"/>
-          <w:sz w:val="24"/>
-          <w:szCs w:val="24"/>
-        </w:rPr>
-      </w:pPr>
-    </w:p>
-    <w:p>
-      <w:pPr>
-        <w:rPr>
-          <w:rFonts w:ascii="Arial" w:hAnsi="Arial" w:cs="Arial"/>
-          <w:sz w:val="24"/>
-          <w:szCs w:val="24"/>
-        </w:rPr>
-      </w:pPr>
-    </w:p>
-    <w:p>
-      <w:pPr>
-        <w:rPr>
-          <w:rFonts w:ascii="Arial" w:hAnsi="Arial" w:cs="Arial"/>
-          <w:sz w:val="24"/>
-          <w:szCs w:val="24"/>
-        </w:rPr>
-      </w:pPr>
-    </w:p>
-    <w:p>
-      <w:pPr>
-        <w:rPr>
-          <w:rFonts w:ascii="Arial" w:hAnsi="Arial" w:cs="Arial"/>
-          <w:sz w:val="24"/>
-          <w:szCs w:val="24"/>
-        </w:rPr>
-      </w:pPr>
-    </w:p>
-    <w:p>
-      <w:pPr>
-        <w:rPr>
-          <w:rFonts w:ascii="Arial" w:hAnsi="Arial" w:cs="Arial"/>
-          <w:sz w:val="24"/>
-          <w:szCs w:val="24"/>
-        </w:rPr>
-      </w:pPr>
-    </w:p>
-    <w:p>
-      <w:pPr>
-        <w:rPr>
-          <w:rFonts w:ascii="Arial" w:hAnsi="Arial" w:cs="Arial"/>
-          <w:sz w:val="24"/>
-          <w:szCs w:val="24"/>
-        </w:rPr>
-      </w:pPr>
-    </w:p>
-    <w:p>
-      <w:pPr>
-        <w:rPr>
-          <w:rFonts w:ascii="Arial" w:hAnsi="Arial" w:cs="Arial"/>
-          <w:sz w:val="24"/>
-          <w:szCs w:val="24"/>
-        </w:rPr>
-      </w:pPr>
-    </w:p>
-    <w:p>
-      <w:pPr>
-        <w:rPr>
-          <w:rFonts w:ascii="Arial" w:hAnsi="Arial" w:cs="Arial"/>
-          <w:sz w:val="24"/>
-          <w:szCs w:val="24"/>
-        </w:rPr>
-      </w:pPr>
-    </w:p>
-    <w:p>
-      <w:pPr>
-        <w:rPr>
-          <w:rFonts w:ascii="Arial" w:hAnsi="Arial" w:cs="Arial"/>
-          <w:sz w:val="24"/>
-          <w:szCs w:val="24"/>
-        </w:rPr>
-      </w:pPr>
-    </w:p>
-    <w:p>
-      <w:pPr>
-        <w:rPr>
-          <w:rFonts w:ascii="Arial" w:hAnsi="Arial" w:cs="Arial"/>
-          <w:sz w:val="24"/>
-          <w:szCs w:val="24"/>
-        </w:rPr>
-      </w:pPr>
-    </w:p>
-    <w:p>
-      <w:pPr>
-        <w:rPr>
-          <w:rFonts w:ascii="Arial" w:hAnsi="Arial" w:cs="Arial"/>
-          <w:sz w:val="24"/>
-          <w:szCs w:val="24"/>
-        </w:rPr>
-      </w:pPr>
-    </w:p>
-    <w:p>
-      <w:pPr>
-        <w:rPr>
-          <w:rFonts w:ascii="Arial" w:hAnsi="Arial" w:cs="Arial"/>
-          <w:sz w:val="24"/>
-          <w:szCs w:val="24"/>
-        </w:rPr>
-      </w:pPr>
-      <w:r>
-        <w:rPr>
-          <w:rFonts w:ascii="Arial" w:hAnsi="Arial" w:cs="Arial"/>
-          <w:sz w:val="24"/>
-          <w:szCs w:val="24"/>
-        </w:rPr>
-        <w:t>Déroulement du projet</w:t>
-      </w:r>
-    </w:p>
-    <w:p>
-      <w:pPr>
-        <w:rPr>
-          <w:rFonts w:ascii="Arial" w:hAnsi="Arial" w:cs="Arial"/>
-          <w:sz w:val="24"/>
-          <w:szCs w:val="24"/>
-        </w:rPr>
-      </w:pPr>
-      <w:r>
-        <w:rPr>
-          <w:rFonts w:ascii="Arial" w:hAnsi="Arial" w:cs="Arial"/>
-          <w:sz w:val="24"/>
-          <w:szCs w:val="24"/>
-        </w:rPr>
-        <w:t>Livrables</w:t>
-      </w:r>
-    </w:p>
-    <w:p>
-      <w:pPr>
-        <w:rPr>
-          <w:rFonts w:ascii="Arial" w:hAnsi="Arial" w:cs="Arial"/>
-          <w:sz w:val="24"/>
-          <w:szCs w:val="24"/>
-        </w:rPr>
-      </w:pPr>
-      <w:r>
-        <w:rPr>
-          <w:rFonts w:ascii="Arial" w:hAnsi="Arial" w:cs="Arial"/>
-          <w:sz w:val="24"/>
-          <w:szCs w:val="24"/>
-        </w:rPr>
-        <w:lastRenderedPageBreak/>
-        <w:t>Planification</w:t>
-      </w:r>
-    </w:p>
-    <w:p>
-      <w:pPr>
-        <w:rPr>
-          <w:rFonts w:ascii="Arial" w:hAnsi="Arial" w:cs="Arial"/>
-          <w:sz w:val="24"/>
-          <w:szCs w:val="24"/>
-        </w:rPr>
-      </w:pPr>
-      <w:r>
-        <w:rPr>
-          <w:rFonts w:ascii="Arial" w:hAnsi="Arial" w:cs="Arial"/>
-          <w:sz w:val="24"/>
-          <w:szCs w:val="24"/>
-        </w:rPr>
-        <w:t>Devis</w:t>
-      </w:r>
-    </w:p>
-    <w:p>
-      <w:pPr>
-        <w:rPr>
-          <w:rFonts w:ascii="Arial" w:hAnsi="Arial" w:cs="Arial"/>
-          <w:sz w:val="24"/>
-          <w:szCs w:val="24"/>
-        </w:rPr>
-      </w:pPr>
-      <w:r>
-        <w:rPr>
-          <w:rFonts w:ascii="Arial" w:hAnsi="Arial" w:cs="Arial"/>
-          <w:sz w:val="24"/>
-          <w:szCs w:val="24"/>
-        </w:rPr>
-        <w:t>Annexes</w:t>
-      </w:r>
-      <w:r>
-        <w:rPr>
-          <w:rFonts w:ascii="Arial" w:hAnsi="Arial" w:cs="Arial"/>
-          <w:sz w:val="24"/>
-          <w:szCs w:val="24"/>
-        </w:rPr>
-        <w:t xml:space="preserve"> : </w:t>
-      </w:r>
-    </w:p>
-    <w:p>
-      <w:pPr>
-        <w:rPr>
-          <w:rFonts w:ascii="Arial" w:hAnsi="Arial" w:cs="Arial"/>
-          <w:sz w:val="24"/>
-          <w:szCs w:val="24"/>
-        </w:rPr>
-      </w:pPr>
-      <w:hyperlink r:id="rId11" w:history="1">
+      <w:hyperlink r:id="rId21" w:history="1">
         <w:r>
           <w:rPr>
             <w:rStyle w:val="Lienhypertexte"/>
@@ -6881,7 +8177,7 @@
           <w:szCs w:val="24"/>
         </w:rPr>
       </w:pPr>
-      <w:hyperlink r:id="rId12" w:history="1">
+      <w:hyperlink r:id="rId22" w:history="1">
         <w:r>
           <w:rPr>
             <w:rStyle w:val="Lienhypertexte"/>
@@ -7227,6 +8523,295 @@
     </w:lvl>
   </w:abstractNum>
   <w:abstractNum w:abstractNumId="2" w15:restartNumberingAfterBreak="0">
+    <w:nsid w:val="09094576"/>
+    <w:multiLevelType w:val="hybridMultilevel"/>
+    <w:tmpl w:val="269A692E"/>
+    <w:lvl w:ilvl="0" w:tplc="A156E964">
+      <w:start w:val="1"/>
+      <w:numFmt w:val="bullet"/>
+      <w:lvlText w:val="■"/>
+      <w:lvlJc w:val="left"/>
+      <w:pPr>
+        <w:tabs>
+          <w:tab w:val="num" w:pos="720"/>
+        </w:tabs>
+        <w:ind w:left="720" w:hanging="360"/>
+      </w:pPr>
+      <w:rPr>
+        <w:rFonts w:ascii="Franklin Gothic Book" w:hAnsi="Franklin Gothic Book" w:hint="default"/>
+      </w:rPr>
+    </w:lvl>
+    <w:lvl w:ilvl="1" w:tplc="4274CBC8" w:tentative="1">
+      <w:start w:val="1"/>
+      <w:numFmt w:val="bullet"/>
+      <w:lvlText w:val="■"/>
+      <w:lvlJc w:val="left"/>
+      <w:pPr>
+        <w:tabs>
+          <w:tab w:val="num" w:pos="1440"/>
+        </w:tabs>
+        <w:ind w:left="1440" w:hanging="360"/>
+      </w:pPr>
+      <w:rPr>
+        <w:rFonts w:ascii="Franklin Gothic Book" w:hAnsi="Franklin Gothic Book" w:hint="default"/>
+      </w:rPr>
+    </w:lvl>
+    <w:lvl w:ilvl="2" w:tplc="337C7F50" w:tentative="1">
+      <w:start w:val="1"/>
+      <w:numFmt w:val="bullet"/>
+      <w:lvlText w:val="■"/>
+      <w:lvlJc w:val="left"/>
+      <w:pPr>
+        <w:tabs>
+          <w:tab w:val="num" w:pos="2160"/>
+        </w:tabs>
+        <w:ind w:left="2160" w:hanging="360"/>
+      </w:pPr>
+      <w:rPr>
+        <w:rFonts w:ascii="Franklin Gothic Book" w:hAnsi="Franklin Gothic Book" w:hint="default"/>
+      </w:rPr>
+    </w:lvl>
+    <w:lvl w:ilvl="3" w:tplc="B344AA5E" w:tentative="1">
+      <w:start w:val="1"/>
+      <w:numFmt w:val="bullet"/>
+      <w:lvlText w:val="■"/>
+      <w:lvlJc w:val="left"/>
+      <w:pPr>
+        <w:tabs>
+          <w:tab w:val="num" w:pos="2880"/>
+        </w:tabs>
+        <w:ind w:left="2880" w:hanging="360"/>
+      </w:pPr>
+      <w:rPr>
+        <w:rFonts w:ascii="Franklin Gothic Book" w:hAnsi="Franklin Gothic Book" w:hint="default"/>
+      </w:rPr>
+    </w:lvl>
+    <w:lvl w:ilvl="4" w:tplc="7CA8CC38" w:tentative="1">
+      <w:start w:val="1"/>
+      <w:numFmt w:val="bullet"/>
+      <w:lvlText w:val="■"/>
+      <w:lvlJc w:val="left"/>
+      <w:pPr>
+        <w:tabs>
+          <w:tab w:val="num" w:pos="3600"/>
+        </w:tabs>
+        <w:ind w:left="3600" w:hanging="360"/>
+      </w:pPr>
+      <w:rPr>
+        <w:rFonts w:ascii="Franklin Gothic Book" w:hAnsi="Franklin Gothic Book" w:hint="default"/>
+      </w:rPr>
+    </w:lvl>
+    <w:lvl w:ilvl="5" w:tplc="20280E38" w:tentative="1">
+      <w:start w:val="1"/>
+      <w:numFmt w:val="bullet"/>
+      <w:lvlText w:val="■"/>
+      <w:lvlJc w:val="left"/>
+      <w:pPr>
+        <w:tabs>
+          <w:tab w:val="num" w:pos="4320"/>
+        </w:tabs>
+        <w:ind w:left="4320" w:hanging="360"/>
+      </w:pPr>
+      <w:rPr>
+        <w:rFonts w:ascii="Franklin Gothic Book" w:hAnsi="Franklin Gothic Book" w:hint="default"/>
+      </w:rPr>
+    </w:lvl>
+    <w:lvl w:ilvl="6" w:tplc="C39A8A2C" w:tentative="1">
+      <w:start w:val="1"/>
+      <w:numFmt w:val="bullet"/>
+      <w:lvlText w:val="■"/>
+      <w:lvlJc w:val="left"/>
+      <w:pPr>
+        <w:tabs>
+          <w:tab w:val="num" w:pos="5040"/>
+        </w:tabs>
+        <w:ind w:left="5040" w:hanging="360"/>
+      </w:pPr>
+      <w:rPr>
+        <w:rFonts w:ascii="Franklin Gothic Book" w:hAnsi="Franklin Gothic Book" w:hint="default"/>
+      </w:rPr>
+    </w:lvl>
+    <w:lvl w:ilvl="7" w:tplc="4EA20BF4" w:tentative="1">
+      <w:start w:val="1"/>
+      <w:numFmt w:val="bullet"/>
+      <w:lvlText w:val="■"/>
+      <w:lvlJc w:val="left"/>
+      <w:pPr>
+        <w:tabs>
+          <w:tab w:val="num" w:pos="5760"/>
+        </w:tabs>
+        <w:ind w:left="5760" w:hanging="360"/>
+      </w:pPr>
+      <w:rPr>
+        <w:rFonts w:ascii="Franklin Gothic Book" w:hAnsi="Franklin Gothic Book" w:hint="default"/>
+      </w:rPr>
+    </w:lvl>
+    <w:lvl w:ilvl="8" w:tplc="D5DE4640" w:tentative="1">
+      <w:start w:val="1"/>
+      <w:numFmt w:val="bullet"/>
+      <w:lvlText w:val="■"/>
+      <w:lvlJc w:val="left"/>
+      <w:pPr>
+        <w:tabs>
+          <w:tab w:val="num" w:pos="6480"/>
+        </w:tabs>
+        <w:ind w:left="6480" w:hanging="360"/>
+      </w:pPr>
+      <w:rPr>
+        <w:rFonts w:ascii="Franklin Gothic Book" w:hAnsi="Franklin Gothic Book" w:hint="default"/>
+      </w:rPr>
+    </w:lvl>
+  </w:abstractNum>
+  <w:abstractNum w:abstractNumId="3" w15:restartNumberingAfterBreak="0">
+    <w:nsid w:val="0A267AC2"/>
+    <w:multiLevelType w:val="multilevel"/>
+    <w:tmpl w:val="7152B7D2"/>
+    <w:lvl w:ilvl="0">
+      <w:start w:val="1"/>
+      <w:numFmt w:val="bullet"/>
+      <w:lvlText w:val=""/>
+      <w:lvlJc w:val="left"/>
+      <w:pPr>
+        <w:tabs>
+          <w:tab w:val="num" w:pos="720"/>
+        </w:tabs>
+        <w:ind w:left="720" w:hanging="360"/>
+      </w:pPr>
+      <w:rPr>
+        <w:rFonts w:ascii="Symbol" w:hAnsi="Symbol" w:hint="default"/>
+        <w:sz w:val="20"/>
+      </w:rPr>
+    </w:lvl>
+    <w:lvl w:ilvl="1" w:tentative="1">
+      <w:start w:val="1"/>
+      <w:numFmt w:val="bullet"/>
+      <w:lvlText w:val="o"/>
+      <w:lvlJc w:val="left"/>
+      <w:pPr>
+        <w:tabs>
+          <w:tab w:val="num" w:pos="1440"/>
+        </w:tabs>
+        <w:ind w:left="1440" w:hanging="360"/>
+      </w:pPr>
+      <w:rPr>
+        <w:rFonts w:ascii="Courier New" w:hAnsi="Courier New" w:hint="default"/>
+        <w:sz w:val="20"/>
+      </w:rPr>
+    </w:lvl>
+    <w:lvl w:ilvl="2" w:tentative="1">
+      <w:start w:val="1"/>
+      <w:numFmt w:val="bullet"/>
+      <w:lvlText w:val=""/>
+      <w:lvlJc w:val="left"/>
+      <w:pPr>
+        <w:tabs>
+          <w:tab w:val="num" w:pos="2160"/>
+        </w:tabs>
+        <w:ind w:left="2160" w:hanging="360"/>
+      </w:pPr>
+      <w:rPr>
+        <w:rFonts w:ascii="Wingdings" w:hAnsi="Wingdings" w:hint="default"/>
+        <w:sz w:val="20"/>
+      </w:rPr>
+    </w:lvl>
+    <w:lvl w:ilvl="3" w:tentative="1">
+      <w:start w:val="1"/>
+      <w:numFmt w:val="bullet"/>
+      <w:lvlText w:val=""/>
+      <w:lvlJc w:val="left"/>
+      <w:pPr>
+        <w:tabs>
+          <w:tab w:val="num" w:pos="2880"/>
+        </w:tabs>
+        <w:ind w:left="2880" w:hanging="360"/>
+      </w:pPr>
+      <w:rPr>
+        <w:rFonts w:ascii="Wingdings" w:hAnsi="Wingdings" w:hint="default"/>
+        <w:sz w:val="20"/>
+      </w:rPr>
+    </w:lvl>
+    <w:lvl w:ilvl="4" w:tentative="1">
+      <w:start w:val="1"/>
+      <w:numFmt w:val="bullet"/>
+      <w:lvlText w:val=""/>
+      <w:lvlJc w:val="left"/>
+      <w:pPr>
+        <w:tabs>
+          <w:tab w:val="num" w:pos="3600"/>
+        </w:tabs>
+        <w:ind w:left="3600" w:hanging="360"/>
+      </w:pPr>
+      <w:rPr>
+        <w:rFonts w:ascii="Wingdings" w:hAnsi="Wingdings" w:hint="default"/>
+        <w:sz w:val="20"/>
+      </w:rPr>
+    </w:lvl>
+    <w:lvl w:ilvl="5" w:tentative="1">
+      <w:start w:val="1"/>
+      <w:numFmt w:val="bullet"/>
+      <w:lvlText w:val=""/>
+      <w:lvlJc w:val="left"/>
+      <w:pPr>
+        <w:tabs>
+          <w:tab w:val="num" w:pos="4320"/>
+        </w:tabs>
+        <w:ind w:left="4320" w:hanging="360"/>
+      </w:pPr>
+      <w:rPr>
+        <w:rFonts w:ascii="Wingdings" w:hAnsi="Wingdings" w:hint="default"/>
+        <w:sz w:val="20"/>
+      </w:rPr>
+    </w:lvl>
+    <w:lvl w:ilvl="6" w:tentative="1">
+      <w:start w:val="1"/>
+      <w:numFmt w:val="bullet"/>
+      <w:lvlText w:val=""/>
+      <w:lvlJc w:val="left"/>
+      <w:pPr>
+        <w:tabs>
+          <w:tab w:val="num" w:pos="5040"/>
+        </w:tabs>
+        <w:ind w:left="5040" w:hanging="360"/>
+      </w:pPr>
+      <w:rPr>
+        <w:rFonts w:ascii="Wingdings" w:hAnsi="Wingdings" w:hint="default"/>
+        <w:sz w:val="20"/>
+      </w:rPr>
+    </w:lvl>
+    <w:lvl w:ilvl="7" w:tentative="1">
+      <w:start w:val="1"/>
+      <w:numFmt w:val="bullet"/>
+      <w:lvlText w:val=""/>
+      <w:lvlJc w:val="left"/>
+      <w:pPr>
+        <w:tabs>
+          <w:tab w:val="num" w:pos="5760"/>
+        </w:tabs>
+        <w:ind w:left="5760" w:hanging="360"/>
+      </w:pPr>
+      <w:rPr>
+        <w:rFonts w:ascii="Wingdings" w:hAnsi="Wingdings" w:hint="default"/>
+        <w:sz w:val="20"/>
+      </w:rPr>
+    </w:lvl>
+    <w:lvl w:ilvl="8" w:tentative="1">
+      <w:start w:val="1"/>
+      <w:numFmt w:val="bullet"/>
+      <w:lvlText w:val=""/>
+      <w:lvlJc w:val="left"/>
+      <w:pPr>
+        <w:tabs>
+          <w:tab w:val="num" w:pos="6480"/>
+        </w:tabs>
+        <w:ind w:left="6480" w:hanging="360"/>
+      </w:pPr>
+      <w:rPr>
+        <w:rFonts w:ascii="Wingdings" w:hAnsi="Wingdings" w:hint="default"/>
+        <w:sz w:val="20"/>
+      </w:rPr>
+    </w:lvl>
+  </w:abstractNum>
+  <w:abstractNum w:abstractNumId="4" w15:restartNumberingAfterBreak="0">
     <w:nsid w:val="0BEF0CA7"/>
     <w:multiLevelType w:val="hybridMultilevel"/>
     <w:tmpl w:val="19A651E4"/>
@@ -7312,7 +8897,7 @@
       </w:pPr>
     </w:lvl>
   </w:abstractNum>
-  <w:abstractNum w:abstractNumId="3" w15:restartNumberingAfterBreak="0">
+  <w:abstractNum w:abstractNumId="5" w15:restartNumberingAfterBreak="0">
     <w:nsid w:val="18AB7B11"/>
     <w:multiLevelType w:val="hybridMultilevel"/>
     <w:tmpl w:val="0A60490C"/>
@@ -7425,7 +9010,7 @@
       </w:rPr>
     </w:lvl>
   </w:abstractNum>
-  <w:abstractNum w:abstractNumId="4" w15:restartNumberingAfterBreak="0">
+  <w:abstractNum w:abstractNumId="6" w15:restartNumberingAfterBreak="0">
     <w:nsid w:val="29655533"/>
     <w:multiLevelType w:val="multilevel"/>
     <w:tmpl w:val="99281C3C"/>
@@ -7574,7 +9159,7 @@
       </w:rPr>
     </w:lvl>
   </w:abstractNum>
-  <w:abstractNum w:abstractNumId="5" w15:restartNumberingAfterBreak="0">
+  <w:abstractNum w:abstractNumId="7" w15:restartNumberingAfterBreak="0">
     <w:nsid w:val="2FAF1558"/>
     <w:multiLevelType w:val="hybridMultilevel"/>
     <w:tmpl w:val="0BD2D8F0"/>
@@ -7687,7 +9272,156 @@
       </w:rPr>
     </w:lvl>
   </w:abstractNum>
-  <w:abstractNum w:abstractNumId="6" w15:restartNumberingAfterBreak="0">
+  <w:abstractNum w:abstractNumId="8" w15:restartNumberingAfterBreak="0">
+    <w:nsid w:val="36F93302"/>
+    <w:multiLevelType w:val="multilevel"/>
+    <w:tmpl w:val="1C38EB2E"/>
+    <w:lvl w:ilvl="0">
+      <w:start w:val="1"/>
+      <w:numFmt w:val="bullet"/>
+      <w:lvlText w:val=""/>
+      <w:lvlJc w:val="left"/>
+      <w:pPr>
+        <w:tabs>
+          <w:tab w:val="num" w:pos="720"/>
+        </w:tabs>
+        <w:ind w:left="720" w:hanging="360"/>
+      </w:pPr>
+      <w:rPr>
+        <w:rFonts w:ascii="Symbol" w:hAnsi="Symbol" w:hint="default"/>
+        <w:sz w:val="20"/>
+      </w:rPr>
+    </w:lvl>
+    <w:lvl w:ilvl="1" w:tentative="1">
+      <w:start w:val="1"/>
+      <w:numFmt w:val="bullet"/>
+      <w:lvlText w:val="o"/>
+      <w:lvlJc w:val="left"/>
+      <w:pPr>
+        <w:tabs>
+          <w:tab w:val="num" w:pos="1440"/>
+        </w:tabs>
+        <w:ind w:left="1440" w:hanging="360"/>
+      </w:pPr>
+      <w:rPr>
+        <w:rFonts w:ascii="Courier New" w:hAnsi="Courier New" w:hint="default"/>
+        <w:sz w:val="20"/>
+      </w:rPr>
+    </w:lvl>
+    <w:lvl w:ilvl="2" w:tentative="1">
+      <w:start w:val="1"/>
+      <w:numFmt w:val="bullet"/>
+      <w:lvlText w:val=""/>
+      <w:lvlJc w:val="left"/>
+      <w:pPr>
+        <w:tabs>
+          <w:tab w:val="num" w:pos="2160"/>
+        </w:tabs>
+        <w:ind w:left="2160" w:hanging="360"/>
+      </w:pPr>
+      <w:rPr>
+        <w:rFonts w:ascii="Wingdings" w:hAnsi="Wingdings" w:hint="default"/>
+        <w:sz w:val="20"/>
+      </w:rPr>
+    </w:lvl>
+    <w:lvl w:ilvl="3" w:tentative="1">
+      <w:start w:val="1"/>
+      <w:numFmt w:val="bullet"/>
+      <w:lvlText w:val=""/>
+      <w:lvlJc w:val="left"/>
+      <w:pPr>
+        <w:tabs>
+          <w:tab w:val="num" w:pos="2880"/>
+        </w:tabs>
+        <w:ind w:left="2880" w:hanging="360"/>
+      </w:pPr>
+      <w:rPr>
+        <w:rFonts w:ascii="Wingdings" w:hAnsi="Wingdings" w:hint="default"/>
+        <w:sz w:val="20"/>
+      </w:rPr>
+    </w:lvl>
+    <w:lvl w:ilvl="4" w:tentative="1">
+      <w:start w:val="1"/>
+      <w:numFmt w:val="bullet"/>
+      <w:lvlText w:val=""/>
+      <w:lvlJc w:val="left"/>
+      <w:pPr>
+        <w:tabs>
+          <w:tab w:val="num" w:pos="3600"/>
+        </w:tabs>
+        <w:ind w:left="3600" w:hanging="360"/>
+      </w:pPr>
+      <w:rPr>
+        <w:rFonts w:ascii="Wingdings" w:hAnsi="Wingdings" w:hint="default"/>
+        <w:sz w:val="20"/>
+      </w:rPr>
+    </w:lvl>
+    <w:lvl w:ilvl="5" w:tentative="1">
+      <w:start w:val="1"/>
+      <w:numFmt w:val="bullet"/>
+      <w:lvlText w:val=""/>
+      <w:lvlJc w:val="left"/>
+      <w:pPr>
+        <w:tabs>
+          <w:tab w:val="num" w:pos="4320"/>
+        </w:tabs>
+        <w:ind w:left="4320" w:hanging="360"/>
+      </w:pPr>
+      <w:rPr>
+        <w:rFonts w:ascii="Wingdings" w:hAnsi="Wingdings" w:hint="default"/>
+        <w:sz w:val="20"/>
+      </w:rPr>
+    </w:lvl>
+    <w:lvl w:ilvl="6" w:tentative="1">
+      <w:start w:val="1"/>
+      <w:numFmt w:val="bullet"/>
+      <w:lvlText w:val=""/>
+      <w:lvlJc w:val="left"/>
+      <w:pPr>
+        <w:tabs>
+          <w:tab w:val="num" w:pos="5040"/>
+        </w:tabs>
+        <w:ind w:left="5040" w:hanging="360"/>
+      </w:pPr>
+      <w:rPr>
+        <w:rFonts w:ascii="Wingdings" w:hAnsi="Wingdings" w:hint="default"/>
+        <w:sz w:val="20"/>
+      </w:rPr>
+    </w:lvl>
+    <w:lvl w:ilvl="7" w:tentative="1">
+      <w:start w:val="1"/>
+      <w:numFmt w:val="bullet"/>
+      <w:lvlText w:val=""/>
+      <w:lvlJc w:val="left"/>
+      <w:pPr>
+        <w:tabs>
+          <w:tab w:val="num" w:pos="5760"/>
+        </w:tabs>
+        <w:ind w:left="5760" w:hanging="360"/>
+      </w:pPr>
+      <w:rPr>
+        <w:rFonts w:ascii="Wingdings" w:hAnsi="Wingdings" w:hint="default"/>
+        <w:sz w:val="20"/>
+      </w:rPr>
+    </w:lvl>
+    <w:lvl w:ilvl="8" w:tentative="1">
+      <w:start w:val="1"/>
+      <w:numFmt w:val="bullet"/>
+      <w:lvlText w:val=""/>
+      <w:lvlJc w:val="left"/>
+      <w:pPr>
+        <w:tabs>
+          <w:tab w:val="num" w:pos="6480"/>
+        </w:tabs>
+        <w:ind w:left="6480" w:hanging="360"/>
+      </w:pPr>
+      <w:rPr>
+        <w:rFonts w:ascii="Wingdings" w:hAnsi="Wingdings" w:hint="default"/>
+        <w:sz w:val="20"/>
+      </w:rPr>
+    </w:lvl>
+  </w:abstractNum>
+  <w:abstractNum w:abstractNumId="9" w15:restartNumberingAfterBreak="0">
     <w:nsid w:val="41D37967"/>
     <w:multiLevelType w:val="hybridMultilevel"/>
     <w:tmpl w:val="7C4E2466"/>
@@ -7800,7 +9534,7 @@
       </w:rPr>
     </w:lvl>
   </w:abstractNum>
-  <w:abstractNum w:abstractNumId="7" w15:restartNumberingAfterBreak="0">
+  <w:abstractNum w:abstractNumId="10" w15:restartNumberingAfterBreak="0">
     <w:nsid w:val="4C5643EF"/>
     <w:multiLevelType w:val="multilevel"/>
     <w:tmpl w:val="D6BEC7B4"/>
@@ -7949,7 +9683,7 @@
       </w:rPr>
     </w:lvl>
   </w:abstractNum>
-  <w:abstractNum w:abstractNumId="8" w15:restartNumberingAfterBreak="0">
+  <w:abstractNum w:abstractNumId="11" w15:restartNumberingAfterBreak="0">
     <w:nsid w:val="52A42FAE"/>
     <w:multiLevelType w:val="hybridMultilevel"/>
     <w:tmpl w:val="C05067D6"/>
@@ -8062,7 +9796,120 @@
       </w:rPr>
     </w:lvl>
   </w:abstractNum>
-  <w:abstractNum w:abstractNumId="9" w15:restartNumberingAfterBreak="0">
+  <w:abstractNum w:abstractNumId="12" w15:restartNumberingAfterBreak="0">
+    <w:nsid w:val="53996E24"/>
+    <w:multiLevelType w:val="multilevel"/>
+    <w:tmpl w:val="71D8F662"/>
+    <w:lvl w:ilvl="0">
+      <w:start w:val="1"/>
+      <w:numFmt w:val="decimal"/>
+      <w:lvlText w:val="%1."/>
+      <w:lvlJc w:val="left"/>
+      <w:pPr>
+        <w:tabs>
+          <w:tab w:val="num" w:pos="720"/>
+        </w:tabs>
+        <w:ind w:left="720" w:hanging="360"/>
+      </w:pPr>
+    </w:lvl>
+    <w:lvl w:ilvl="1" w:tentative="1">
+      <w:start w:val="1"/>
+      <w:numFmt w:val="decimal"/>
+      <w:lvlText w:val="%2."/>
+      <w:lvlJc w:val="left"/>
+      <w:pPr>
+        <w:tabs>
+          <w:tab w:val="num" w:pos="1440"/>
+        </w:tabs>
+        <w:ind w:left="1440" w:hanging="360"/>
+      </w:pPr>
+    </w:lvl>
+    <w:lvl w:ilvl="2" w:tentative="1">
+      <w:start w:val="1"/>
+      <w:numFmt w:val="decimal"/>
+      <w:lvlText w:val="%3."/>
+      <w:lvlJc w:val="left"/>
+      <w:pPr>
+        <w:tabs>
+          <w:tab w:val="num" w:pos="2160"/>
+        </w:tabs>
+        <w:ind w:left="2160" w:hanging="360"/>
+      </w:pPr>
+    </w:lvl>
+    <w:lvl w:ilvl="3" w:tentative="1">
+      <w:start w:val="1"/>
+      <w:numFmt w:val="decimal"/>
+      <w:lvlText w:val="%4."/>
+      <w:lvlJc w:val="left"/>
+      <w:pPr>
+        <w:tabs>
+          <w:tab w:val="num" w:pos="2880"/>
+        </w:tabs>
+        <w:ind w:left="2880" w:hanging="360"/>
+      </w:pPr>
+    </w:lvl>
+    <w:lvl w:ilvl="4" w:tentative="1">
+      <w:start w:val="1"/>
+      <w:numFmt w:val="decimal"/>
+      <w:lvlText w:val="%5."/>
+      <w:lvlJc w:val="left"/>
+      <w:pPr>
+        <w:tabs>
+          <w:tab w:val="num" w:pos="3600"/>
+        </w:tabs>
+        <w:ind w:left="3600" w:hanging="360"/>
+      </w:pPr>
+    </w:lvl>
+    <w:lvl w:ilvl="5" w:tentative="1">
+      <w:start w:val="1"/>
+      <w:numFmt w:val="decimal"/>
+      <w:lvlText w:val="%6."/>
+      <w:lvlJc w:val="left"/>
+      <w:pPr>
+        <w:tabs>
+          <w:tab w:val="num" w:pos="4320"/>
+        </w:tabs>
+        <w:ind w:left="4320" w:hanging="360"/>
+      </w:pPr>
+    </w:lvl>
+    <w:lvl w:ilvl="6" w:tentative="1">
+      <w:start w:val="1"/>
+      <w:numFmt w:val="decimal"/>
+      <w:lvlText w:val="%7."/>
+      <w:lvlJc w:val="left"/>
+      <w:pPr>
+        <w:tabs>
+          <w:tab w:val="num" w:pos="5040"/>
+        </w:tabs>
+        <w:ind w:left="5040" w:hanging="360"/>
+      </w:pPr>
+    </w:lvl>
+    <w:lvl w:ilvl="7" w:tentative="1">
+      <w:start w:val="1"/>
+      <w:numFmt w:val="decimal"/>
+      <w:lvlText w:val="%8."/>
+      <w:lvlJc w:val="left"/>
+      <w:pPr>
+        <w:tabs>
+          <w:tab w:val="num" w:pos="5760"/>
+        </w:tabs>
+        <w:ind w:left="5760" w:hanging="360"/>
+      </w:pPr>
+    </w:lvl>
+    <w:lvl w:ilvl="8" w:tentative="1">
+      <w:start w:val="1"/>
+      <w:numFmt w:val="decimal"/>
+      <w:lvlText w:val="%9."/>
+      <w:lvlJc w:val="left"/>
+      <w:pPr>
+        <w:tabs>
+          <w:tab w:val="num" w:pos="6480"/>
+        </w:tabs>
+        <w:ind w:left="6480" w:hanging="360"/>
+      </w:pPr>
+    </w:lvl>
+  </w:abstractNum>
+  <w:abstractNum w:abstractNumId="13" w15:restartNumberingAfterBreak="0">
     <w:nsid w:val="5B5E6CDB"/>
     <w:multiLevelType w:val="hybridMultilevel"/>
     <w:tmpl w:val="8A7AFEA8"/>
@@ -8175,7 +10022,120 @@
       </w:rPr>
     </w:lvl>
   </w:abstractNum>
-  <w:abstractNum w:abstractNumId="10" w15:restartNumberingAfterBreak="0">
+  <w:abstractNum w:abstractNumId="14" w15:restartNumberingAfterBreak="0">
+    <w:nsid w:val="5DF37049"/>
+    <w:multiLevelType w:val="multilevel"/>
+    <w:tmpl w:val="F8D0FF68"/>
+    <w:lvl w:ilvl="0">
+      <w:start w:val="1"/>
+      <w:numFmt w:val="decimal"/>
+      <w:lvlText w:val="%1."/>
+      <w:lvlJc w:val="left"/>
+      <w:pPr>
+        <w:tabs>
+          <w:tab w:val="num" w:pos="720"/>
+        </w:tabs>
+        <w:ind w:left="720" w:hanging="360"/>
+      </w:pPr>
+    </w:lvl>
+    <w:lvl w:ilvl="1" w:tentative="1">
+      <w:start w:val="1"/>
+      <w:numFmt w:val="decimal"/>
+      <w:lvlText w:val="%2."/>
+      <w:lvlJc w:val="left"/>
+      <w:pPr>
+        <w:tabs>
+          <w:tab w:val="num" w:pos="1440"/>
+        </w:tabs>
+        <w:ind w:left="1440" w:hanging="360"/>
+      </w:pPr>
+    </w:lvl>
+    <w:lvl w:ilvl="2" w:tentative="1">
+      <w:start w:val="1"/>
+      <w:numFmt w:val="decimal"/>
+      <w:lvlText w:val="%3."/>
+      <w:lvlJc w:val="left"/>
+      <w:pPr>
+        <w:tabs>
+          <w:tab w:val="num" w:pos="2160"/>
+        </w:tabs>
+        <w:ind w:left="2160" w:hanging="360"/>
+      </w:pPr>
+    </w:lvl>
+    <w:lvl w:ilvl="3" w:tentative="1">
+      <w:start w:val="1"/>
+      <w:numFmt w:val="decimal"/>
+      <w:lvlText w:val="%4."/>
+      <w:lvlJc w:val="left"/>
+      <w:pPr>
+        <w:tabs>
+          <w:tab w:val="num" w:pos="2880"/>
+        </w:tabs>
+        <w:ind w:left="2880" w:hanging="360"/>
+      </w:pPr>
+    </w:lvl>
+    <w:lvl w:ilvl="4" w:tentative="1">
+      <w:start w:val="1"/>
+      <w:numFmt w:val="decimal"/>
+      <w:lvlText w:val="%5."/>
+      <w:lvlJc w:val="left"/>
+      <w:pPr>
+        <w:tabs>
+          <w:tab w:val="num" w:pos="3600"/>
+        </w:tabs>
+        <w:ind w:left="3600" w:hanging="360"/>
+      </w:pPr>
+    </w:lvl>
+    <w:lvl w:ilvl="5" w:tentative="1">
+      <w:start w:val="1"/>
+      <w:numFmt w:val="decimal"/>
+      <w:lvlText w:val="%6."/>
+      <w:lvlJc w:val="left"/>
+      <w:pPr>
+        <w:tabs>
+          <w:tab w:val="num" w:pos="4320"/>
+        </w:tabs>
+        <w:ind w:left="4320" w:hanging="360"/>
+      </w:pPr>
+    </w:lvl>
+    <w:lvl w:ilvl="6" w:tentative="1">
+      <w:start w:val="1"/>
+      <w:numFmt w:val="decimal"/>
+      <w:lvlText w:val="%7."/>
+      <w:lvlJc w:val="left"/>
+      <w:pPr>
+        <w:tabs>
+          <w:tab w:val="num" w:pos="5040"/>
+        </w:tabs>
+        <w:ind w:left="5040" w:hanging="360"/>
+      </w:pPr>
+    </w:lvl>
+    <w:lvl w:ilvl="7" w:tentative="1">
+      <w:start w:val="1"/>
+      <w:numFmt w:val="decimal"/>
+      <w:lvlText w:val="%8."/>
+      <w:lvlJc w:val="left"/>
+      <w:pPr>
+        <w:tabs>
+          <w:tab w:val="num" w:pos="5760"/>
+        </w:tabs>
+        <w:ind w:left="5760" w:hanging="360"/>
+      </w:pPr>
+    </w:lvl>
+    <w:lvl w:ilvl="8" w:tentative="1">
+      <w:start w:val="1"/>
+      <w:numFmt w:val="decimal"/>
+      <w:lvlText w:val="%9."/>
+      <w:lvlJc w:val="left"/>
+      <w:pPr>
+        <w:tabs>
+          <w:tab w:val="num" w:pos="6480"/>
+        </w:tabs>
+        <w:ind w:left="6480" w:hanging="360"/>
+      </w:pPr>
+    </w:lvl>
+  </w:abstractNum>
+  <w:abstractNum w:abstractNumId="15" w15:restartNumberingAfterBreak="0">
     <w:nsid w:val="613E4A37"/>
     <w:multiLevelType w:val="hybridMultilevel"/>
     <w:tmpl w:val="D1E28920"/>
@@ -8288,7 +10248,7 @@
       </w:rPr>
     </w:lvl>
   </w:abstractNum>
-  <w:abstractNum w:abstractNumId="11" w15:restartNumberingAfterBreak="0">
+  <w:abstractNum w:abstractNumId="16" w15:restartNumberingAfterBreak="0">
     <w:nsid w:val="64F268BC"/>
     <w:multiLevelType w:val="multilevel"/>
     <w:tmpl w:val="756406D2"/>
@@ -8437,7 +10397,7 @@
       </w:rPr>
     </w:lvl>
   </w:abstractNum>
-  <w:abstractNum w:abstractNumId="12" w15:restartNumberingAfterBreak="0">
+  <w:abstractNum w:abstractNumId="17" w15:restartNumberingAfterBreak="0">
     <w:nsid w:val="698C5F9A"/>
     <w:multiLevelType w:val="multilevel"/>
     <w:tmpl w:val="B8FAC272"/>
@@ -8586,44 +10546,202 @@
       </w:rPr>
     </w:lvl>
   </w:abstractNum>
+  <w:abstractNum w:abstractNumId="18" w15:restartNumberingAfterBreak="0">
+    <w:nsid w:val="6C4B595D"/>
+    <w:multiLevelType w:val="hybridMultilevel"/>
+    <w:tmpl w:val="12662A10"/>
+    <w:lvl w:ilvl="0" w:tplc="1BEA38B2">
+      <w:start w:val="1"/>
+      <w:numFmt w:val="bullet"/>
+      <w:lvlText w:val="■"/>
+      <w:lvlJc w:val="left"/>
+      <w:pPr>
+        <w:tabs>
+          <w:tab w:val="num" w:pos="720"/>
+        </w:tabs>
+        <w:ind w:left="720" w:hanging="360"/>
+      </w:pPr>
+      <w:rPr>
+        <w:rFonts w:ascii="Franklin Gothic Book" w:hAnsi="Franklin Gothic Book" w:hint="default"/>
+      </w:rPr>
+    </w:lvl>
+    <w:lvl w:ilvl="1" w:tplc="67B859F2" w:tentative="1">
+      <w:start w:val="1"/>
+      <w:numFmt w:val="bullet"/>
+      <w:lvlText w:val="■"/>
+      <w:lvlJc w:val="left"/>
+      <w:pPr>
+        <w:tabs>
+          <w:tab w:val="num" w:pos="1440"/>
+        </w:tabs>
+        <w:ind w:left="1440" w:hanging="360"/>
+      </w:pPr>
+      <w:rPr>
+        <w:rFonts w:ascii="Franklin Gothic Book" w:hAnsi="Franklin Gothic Book" w:hint="default"/>
+      </w:rPr>
+    </w:lvl>
+    <w:lvl w:ilvl="2" w:tplc="EC3C56A4" w:tentative="1">
+      <w:start w:val="1"/>
+      <w:numFmt w:val="bullet"/>
+      <w:lvlText w:val="■"/>
+      <w:lvlJc w:val="left"/>
+      <w:pPr>
+        <w:tabs>
+          <w:tab w:val="num" w:pos="2160"/>
+        </w:tabs>
+        <w:ind w:left="2160" w:hanging="360"/>
+      </w:pPr>
+      <w:rPr>
+        <w:rFonts w:ascii="Franklin Gothic Book" w:hAnsi="Franklin Gothic Book" w:hint="default"/>
+      </w:rPr>
+    </w:lvl>
+    <w:lvl w:ilvl="3" w:tplc="47481768" w:tentative="1">
+      <w:start w:val="1"/>
+      <w:numFmt w:val="bullet"/>
+      <w:lvlText w:val="■"/>
+      <w:lvlJc w:val="left"/>
+      <w:pPr>
+        <w:tabs>
+          <w:tab w:val="num" w:pos="2880"/>
+        </w:tabs>
+        <w:ind w:left="2880" w:hanging="360"/>
+      </w:pPr>
+      <w:rPr>
+        <w:rFonts w:ascii="Franklin Gothic Book" w:hAnsi="Franklin Gothic Book" w:hint="default"/>
+      </w:rPr>
+    </w:lvl>
+    <w:lvl w:ilvl="4" w:tplc="791ED8EA" w:tentative="1">
+      <w:start w:val="1"/>
+      <w:numFmt w:val="bullet"/>
+      <w:lvlText w:val="■"/>
+      <w:lvlJc w:val="left"/>
+      <w:pPr>
+        <w:tabs>
+          <w:tab w:val="num" w:pos="3600"/>
+        </w:tabs>
+        <w:ind w:left="3600" w:hanging="360"/>
+      </w:pPr>
+      <w:rPr>
+        <w:rFonts w:ascii="Franklin Gothic Book" w:hAnsi="Franklin Gothic Book" w:hint="default"/>
+      </w:rPr>
+    </w:lvl>
+    <w:lvl w:ilvl="5" w:tplc="0A5A63A0" w:tentative="1">
+      <w:start w:val="1"/>
+      <w:numFmt w:val="bullet"/>
+      <w:lvlText w:val="■"/>
+      <w:lvlJc w:val="left"/>
+      <w:pPr>
+        <w:tabs>
+          <w:tab w:val="num" w:pos="4320"/>
+        </w:tabs>
+        <w:ind w:left="4320" w:hanging="360"/>
+      </w:pPr>
+      <w:rPr>
+        <w:rFonts w:ascii="Franklin Gothic Book" w:hAnsi="Franklin Gothic Book" w:hint="default"/>
+      </w:rPr>
+    </w:lvl>
+    <w:lvl w:ilvl="6" w:tplc="84B6C25A" w:tentative="1">
+      <w:start w:val="1"/>
+      <w:numFmt w:val="bullet"/>
+      <w:lvlText w:val="■"/>
+      <w:lvlJc w:val="left"/>
+      <w:pPr>
+        <w:tabs>
+          <w:tab w:val="num" w:pos="5040"/>
+        </w:tabs>
+        <w:ind w:left="5040" w:hanging="360"/>
+      </w:pPr>
+      <w:rPr>
+        <w:rFonts w:ascii="Franklin Gothic Book" w:hAnsi="Franklin Gothic Book" w:hint="default"/>
+      </w:rPr>
+    </w:lvl>
+    <w:lvl w:ilvl="7" w:tplc="A9DAC5B4" w:tentative="1">
+      <w:start w:val="1"/>
+      <w:numFmt w:val="bullet"/>
+      <w:lvlText w:val="■"/>
+      <w:lvlJc w:val="left"/>
+      <w:pPr>
+        <w:tabs>
+          <w:tab w:val="num" w:pos="5760"/>
+        </w:tabs>
+        <w:ind w:left="5760" w:hanging="360"/>
+      </w:pPr>
+      <w:rPr>
+        <w:rFonts w:ascii="Franklin Gothic Book" w:hAnsi="Franklin Gothic Book" w:hint="default"/>
+      </w:rPr>
+    </w:lvl>
+    <w:lvl w:ilvl="8" w:tplc="3C5E2EDA" w:tentative="1">
+      <w:start w:val="1"/>
+      <w:numFmt w:val="bullet"/>
+      <w:lvlText w:val="■"/>
+      <w:lvlJc w:val="left"/>
+      <w:pPr>
+        <w:tabs>
+          <w:tab w:val="num" w:pos="6480"/>
+        </w:tabs>
+        <w:ind w:left="6480" w:hanging="360"/>
+      </w:pPr>
+      <w:rPr>
+        <w:rFonts w:ascii="Franklin Gothic Book" w:hAnsi="Franklin Gothic Book" w:hint="default"/>
+      </w:rPr>
+    </w:lvl>
+  </w:abstractNum>
   <w:num w:numId="1" w16cid:durableId="379322645">
-    <w:abstractNumId w:val="12"/>
+    <w:abstractNumId w:val="17"/>
   </w:num>
   <w:num w:numId="2" w16cid:durableId="1057627824">
+    <w:abstractNumId w:val="6"/>
+  </w:num>
+  <w:num w:numId="3" w16cid:durableId="1850409130">
+    <w:abstractNumId w:val="5"/>
+  </w:num>
+  <w:num w:numId="4" w16cid:durableId="1251356154">
     <w:abstractNumId w:val="4"/>
   </w:num>
-  <w:num w:numId="3" w16cid:durableId="1850409130">
-    <w:abstractNumId w:val="3"/>
-  </w:num>
-  <w:num w:numId="4" w16cid:durableId="1251356154">
-    <w:abstractNumId w:val="2"/>
-  </w:num>
   <w:num w:numId="5" w16cid:durableId="1226919429">
-    <w:abstractNumId w:val="8"/>
+    <w:abstractNumId w:val="11"/>
   </w:num>
   <w:num w:numId="6" w16cid:durableId="1029456963">
     <w:abstractNumId w:val="1"/>
   </w:num>
   <w:num w:numId="7" w16cid:durableId="1192458148">
-    <w:abstractNumId w:val="5"/>
+    <w:abstractNumId w:val="7"/>
   </w:num>
   <w:num w:numId="8" w16cid:durableId="1856116345">
-    <w:abstractNumId w:val="9"/>
+    <w:abstractNumId w:val="13"/>
   </w:num>
   <w:num w:numId="9" w16cid:durableId="44061790">
-    <w:abstractNumId w:val="10"/>
+    <w:abstractNumId w:val="15"/>
   </w:num>
   <w:num w:numId="10" w16cid:durableId="1868446363">
-    <w:abstractNumId w:val="7"/>
+    <w:abstractNumId w:val="10"/>
   </w:num>
   <w:num w:numId="11" w16cid:durableId="494763265">
     <w:abstractNumId w:val="0"/>
   </w:num>
   <w:num w:numId="12" w16cid:durableId="178739492">
-    <w:abstractNumId w:val="11"/>
+    <w:abstractNumId w:val="16"/>
   </w:num>
   <w:num w:numId="13" w16cid:durableId="40252984">
-    <w:abstractNumId w:val="6"/>
+    <w:abstractNumId w:val="9"/>
+  </w:num>
+  <w:num w:numId="14" w16cid:durableId="747386220">
+    <w:abstractNumId w:val="2"/>
+  </w:num>
+  <w:num w:numId="15" w16cid:durableId="1492871213">
+    <w:abstractNumId w:val="18"/>
+  </w:num>
+  <w:num w:numId="16" w16cid:durableId="1956865244">
+    <w:abstractNumId w:val="8"/>
+  </w:num>
+  <w:num w:numId="17" w16cid:durableId="984237539">
+    <w:abstractNumId w:val="3"/>
+  </w:num>
+  <w:num w:numId="18" w16cid:durableId="1797870849">
+    <w:abstractNumId w:val="12"/>
+  </w:num>
+  <w:num w:numId="19" w16cid:durableId="2078353153">
+    <w:abstractNumId w:val="14"/>
   </w:num>
 </w:numbering>
 </file>
@@ -9176,7 +11294,6 @@
     <w:name w:val="Normal (Web)"/>
     <w:basedOn w:val="Normal"/>
     <w:uiPriority w:val="99"/>
-    <w:semiHidden/>
     <w:unhideWhenUsed/>
     <w:rsid w:val="00152137"/>
     <w:pPr>
@@ -9218,6 +11335,17 @@
     <w:rPr>
       <w:color w:val="954F72" w:themeColor="followedHyperlink"/>
       <w:u w:val="single"/>
+    </w:rPr>
+  </w:style>
+  <w:style w:type="character" w:styleId="lev">
+    <w:name w:val="Strong"/>
+    <w:basedOn w:val="Policepardfaut"/>
+    <w:uiPriority w:val="22"/>
+    <w:qFormat/>
+    <w:rsid w:val="00CB3288"/>
+    <w:rPr>
+      <w:b/>
+      <w:bCs/>
     </w:rPr>
   </w:style>
 </w:styles>
